--- a/public/templates/rincian_biaya_perjalanan_dinas.docx
+++ b/public/templates/rincian_biaya_perjalanan_dinas.docx
@@ -1,6 +1,6 @@
 
 <file path=word/document.xml><?xml version="1.0" encoding="utf-8"?>
-<w:document xmlns:wpc="http://schemas.microsoft.com/office/word/2010/wordprocessingCanvas" xmlns:cx="http://schemas.microsoft.com/office/drawing/2014/chartex" xmlns:cx1="http://schemas.microsoft.com/office/drawing/2015/9/8/chartex" xmlns:cx2="http://schemas.microsoft.com/office/drawing/2015/10/21/chartex" xmlns:cx3="http://schemas.microsoft.com/office/drawing/2016/5/9/chartex" xmlns:cx4="http://schemas.microsoft.com/office/drawing/2016/5/10/chartex" xmlns:cx5="http://schemas.microsoft.com/office/drawing/2016/5/11/chartex" xmlns:cx6="http://schemas.microsoft.com/office/drawing/2016/5/12/chartex" xmlns:cx7="http://schemas.microsoft.com/office/drawing/2016/5/13/chartex" xmlns:cx8="http://schemas.microsoft.com/office/drawing/2016/5/14/chartex" xmlns:mc="http://schemas.openxmlformats.org/markup-compatibility/2006" xmlns:aink="http://schemas.microsoft.com/office/drawing/2016/ink" xmlns:am3d="http://schemas.microsoft.com/office/drawing/2017/model3d" xmlns:o="urn:schemas-microsoft-com:office:office" xmlns:oel="http://schemas.microsoft.com/office/2019/extlst" xmlns:r="http://schemas.openxmlformats.org/officeDocument/2006/relationships" xmlns:m="http://schemas.openxmlformats.org/officeDocument/2006/math" xmlns:v="urn:schemas-microsoft-com:vml" xmlns:wp14="http://schemas.microsoft.com/office/word/2010/wordprocessingDrawing" xmlns:wp="http://schemas.openxmlformats.org/drawingml/2006/wordprocessingDrawing" xmlns:w10="urn:schemas-microsoft-com:office:word" xmlns:w="http://schemas.openxmlformats.org/wordprocessingml/2006/main" xmlns:w14="http://schemas.microsoft.com/office/word/2010/wordml" xmlns:w15="http://schemas.microsoft.com/office/word/2012/wordml" xmlns:w16cei="http://schemas.microsoft.com/office/word/2026/wordml/cei" xmlns:w16cex="http://schemas.microsoft.com/office/word/2018/wordml/cex" xmlns:w16cid="http://schemas.microsoft.com/office/word/2016/wordml/cid" xmlns:w16="http://schemas.microsoft.com/office/word/2018/wordml" xmlns:w16du="http://schemas.microsoft.com/office/word/2023/wordml/word16du" xmlns:w16sdtdh="http://schemas.microsoft.com/office/word/2020/wordml/sdtdatahash" xmlns:w16sdtfl="http://schemas.microsoft.com/office/word/2024/wordml/sdtformatlock" xmlns:w16se="http://schemas.microsoft.com/office/word/2015/wordml/symex" xmlns:wpg="http://schemas.microsoft.com/office/word/2010/wordprocessingGroup" xmlns:wpi="http://schemas.microsoft.com/office/word/2010/wordprocessingInk" xmlns:wne="http://schemas.microsoft.com/office/word/2006/wordml" xmlns:wps="http://schemas.microsoft.com/office/word/2010/wordprocessingShape" mc:Ignorable="w14 w15 w16se w16cid w16 w16cex w16sdtdh w16sdtfl w16du wp14">
+<w:document xmlns:ns1="http://schemas.openxmlformats.org/markup-compatibility/2006" xmlns:ns2="http://schemas.microsoft.com/office/word/2010/wordml" xmlns:w="http://schemas.openxmlformats.org/wordprocessingml/2006/main" ns1:Ignorable="w14 w15 w16se w16cid w16 w16cex w16sdtdh w16sdtfl w16du wp14">
   <w:body>
     <w:tbl>
       <w:tblPr>
@@ -18,7 +18,7 @@
         <w:gridCol w:w="273"/>
         <w:gridCol w:w="195"/>
       </w:tblGrid>
-      <w:tr>
+      <w:tr ns2:paraId="28627E7D" ns2:textId="77777777">
         <w:trPr>
           <w:gridAfter w:val="1"/>
           <w:wAfter w:w="195" w:type="dxa"/>
@@ -38,7 +38,7 @@
             <w:vAlign w:val="bottom"/>
             <w:hideMark/>
           </w:tcPr>
-          <w:p>
+          <w:p ns2:paraId="6761A777" ns2:textId="77777777">
             <w:pPr>
               <w:spacing w:after="0" w:line="240" w:lineRule="auto"/>
               <w:jc w:val="center"/>
@@ -63,7 +63,7 @@
           </w:p>
         </w:tc>
       </w:tr>
-      <w:tr>
+      <w:tr ns2:paraId="535B3F12" ns2:textId="77777777">
         <w:trPr>
           <w:gridAfter w:val="1"/>
           <w:wAfter w:w="195" w:type="dxa"/>
@@ -82,7 +82,7 @@
             <w:vAlign w:val="bottom"/>
             <w:hideMark/>
           </w:tcPr>
-          <w:p>
+          <w:p ns2:paraId="659B375B" ns2:textId="77777777">
             <w:pPr>
               <w:spacing w:after="0" w:line="240" w:lineRule="auto"/>
               <w:jc w:val="center"/>
@@ -109,7 +109,7 @@
             <w:vAlign w:val="bottom"/>
             <w:hideMark/>
           </w:tcPr>
-          <w:p>
+          <w:p ns2:paraId="0EA795DF" ns2:textId="77777777">
             <w:pPr>
               <w:spacing w:after="0" w:line="240" w:lineRule="auto"/>
               <w:rPr>
@@ -134,7 +134,7 @@
             <w:vAlign w:val="bottom"/>
             <w:hideMark/>
           </w:tcPr>
-          <w:p>
+          <w:p ns2:paraId="4E2D507F" ns2:textId="77777777">
             <w:pPr>
               <w:spacing w:after="0" w:line="240" w:lineRule="auto"/>
               <w:rPr>
@@ -159,7 +159,7 @@
             <w:vAlign w:val="bottom"/>
             <w:hideMark/>
           </w:tcPr>
-          <w:p>
+          <w:p ns2:paraId="3B75F2BA" ns2:textId="77777777">
             <w:pPr>
               <w:spacing w:after="0" w:line="240" w:lineRule="auto"/>
               <w:rPr>
@@ -184,7 +184,7 @@
             <w:vAlign w:val="bottom"/>
             <w:hideMark/>
           </w:tcPr>
-          <w:p>
+          <w:p ns2:paraId="36ED9433" ns2:textId="77777777">
             <w:pPr>
               <w:spacing w:after="0" w:line="240" w:lineRule="auto"/>
               <w:rPr>
@@ -196,7 +196,7 @@
           </w:p>
         </w:tc>
       </w:tr>
-      <w:tr>
+      <w:tr ns2:paraId="0E82DB7E" ns2:textId="77777777">
         <w:trPr>
           <w:gridAfter w:val="1"/>
           <w:wAfter w:w="195" w:type="dxa"/>
@@ -216,7 +216,7 @@
             <w:vAlign w:val="bottom"/>
             <w:hideMark/>
           </w:tcPr>
-          <w:p>
+          <w:p ns2:paraId="6E8F6782" ns2:textId="35CC0DE0">
             <w:pPr>
               <w:spacing w:after="0" w:line="240" w:lineRule="auto"/>
               <w:jc w:val="center"/>
@@ -283,7 +283,7 @@
           </w:p>
         </w:tc>
       </w:tr>
-      <w:tr>
+      <w:tr ns2:paraId="678B9557" ns2:textId="77777777">
         <w:trPr>
           <w:gridAfter w:val="2"/>
           <w:wAfter w:w="468" w:type="dxa"/>
@@ -302,7 +302,7 @@
             <w:vAlign w:val="bottom"/>
             <w:hideMark/>
           </w:tcPr>
-          <w:p>
+          <w:p ns2:paraId="4D2B2E97" ns2:textId="77777777">
             <w:pPr>
               <w:spacing w:after="0" w:line="240" w:lineRule="auto"/>
               <w:jc w:val="center"/>
@@ -327,7 +327,7 @@
             <w:vAlign w:val="bottom"/>
             <w:hideMark/>
           </w:tcPr>
-          <w:p>
+          <w:p ns2:paraId="0CA72B14" ns2:textId="77777777">
             <w:pPr>
               <w:spacing w:after="0" w:line="240" w:lineRule="auto"/>
               <w:jc w:val="right"/>
@@ -360,7 +360,7 @@
             <w:vAlign w:val="bottom"/>
             <w:hideMark/>
           </w:tcPr>
-          <w:p>
+          <w:p ns2:paraId="042C580A" ns2:textId="77777777">
             <w:pPr>
               <w:spacing w:after="0" w:line="240" w:lineRule="auto"/>
               <w:jc w:val="center"/>
@@ -394,7 +394,7 @@
             <w:vAlign w:val="bottom"/>
             <w:hideMark/>
           </w:tcPr>
-          <w:p>
+          <w:p ns2:paraId="343A2CD5" ns2:textId="23D3D6C8">
             <w:pPr>
               <w:spacing w:after="0" w:line="240" w:lineRule="auto"/>
               <w:rPr>
@@ -427,7 +427,7 @@
             <w:vAlign w:val="bottom"/>
             <w:hideMark/>
           </w:tcPr>
-          <w:p>
+          <w:p ns2:paraId="36D6BFDF" ns2:textId="77777777">
             <w:pPr>
               <w:spacing w:after="0" w:line="240" w:lineRule="auto"/>
               <w:rPr>
@@ -439,7 +439,7 @@
           </w:p>
         </w:tc>
       </w:tr>
-      <w:tr>
+      <w:tr ns2:paraId="72ACC6C9" ns2:textId="77777777">
         <w:trPr>
           <w:gridAfter w:val="1"/>
           <w:wAfter w:w="195" w:type="dxa"/>
@@ -457,7 +457,7 @@
             <w:noWrap/>
             <w:vAlign w:val="bottom"/>
           </w:tcPr>
-          <w:p>
+          <w:p ns2:paraId="70ED27CF" ns2:textId="77777777">
             <w:pPr>
               <w:spacing w:after="0" w:line="240" w:lineRule="auto"/>
               <w:jc w:val="center"/>
@@ -481,7 +481,7 @@
             <w:noWrap/>
             <w:vAlign w:val="bottom"/>
           </w:tcPr>
-          <w:p>
+          <w:p ns2:paraId="551D1E0B" ns2:textId="77777777">
             <w:pPr>
               <w:spacing w:after="0" w:line="240" w:lineRule="auto"/>
               <w:jc w:val="right"/>
@@ -506,7 +506,7 @@
             <w:noWrap/>
             <w:vAlign w:val="bottom"/>
           </w:tcPr>
-          <w:p>
+          <w:p ns2:paraId="591670EC" ns2:textId="77777777">
             <w:pPr>
               <w:spacing w:after="0" w:line="240" w:lineRule="auto"/>
               <w:jc w:val="center"/>
@@ -531,7 +531,7 @@
             <w:noWrap/>
             <w:vAlign w:val="bottom"/>
           </w:tcPr>
-          <w:p>
+          <w:p ns2:paraId="4CF70146" ns2:textId="77777777">
             <w:pPr>
               <w:spacing w:after="0" w:line="240" w:lineRule="auto"/>
               <w:rPr>
@@ -555,7 +555,7 @@
             <w:noWrap/>
             <w:vAlign w:val="bottom"/>
           </w:tcPr>
-          <w:p>
+          <w:p ns2:paraId="3AF8B7B7" ns2:textId="77777777">
             <w:pPr>
               <w:spacing w:after="0" w:line="240" w:lineRule="auto"/>
               <w:rPr>
@@ -567,7 +567,7 @@
           </w:p>
         </w:tc>
       </w:tr>
-      <w:tr>
+      <w:tr ns2:paraId="45748A4B" ns2:textId="77777777">
         <w:trPr>
           <w:gridAfter w:val="1"/>
           <w:wAfter w:w="195" w:type="dxa"/>
@@ -586,7 +586,7 @@
             <w:vAlign w:val="bottom"/>
             <w:hideMark/>
           </w:tcPr>
-          <w:p>
+          <w:p ns2:paraId="69530F05" ns2:textId="77777777">
             <w:pPr>
               <w:spacing w:after="0" w:line="240" w:lineRule="auto"/>
               <w:jc w:val="center"/>
@@ -623,7 +623,7 @@
             <w:vAlign w:val="bottom"/>
             <w:hideMark/>
           </w:tcPr>
-          <w:p>
+          <w:p ns2:paraId="3274125A" ns2:textId="77777777">
             <w:pPr>
               <w:spacing w:after="0" w:line="240" w:lineRule="auto"/>
               <w:jc w:val="center"/>
@@ -661,7 +661,7 @@
             <w:vAlign w:val="bottom"/>
             <w:hideMark/>
           </w:tcPr>
-          <w:p>
+          <w:p ns2:paraId="29F0D0E0" ns2:textId="77777777">
             <w:pPr>
               <w:spacing w:after="0" w:line="240" w:lineRule="auto"/>
               <w:jc w:val="center"/>
@@ -699,7 +699,7 @@
             <w:vAlign w:val="bottom"/>
             <w:hideMark/>
           </w:tcPr>
-          <w:p>
+          <w:p ns2:paraId="1689F479" ns2:textId="77777777">
             <w:pPr>
               <w:spacing w:after="0" w:line="240" w:lineRule="auto"/>
               <w:jc w:val="center"/>
@@ -724,7 +724,7 @@
           </w:p>
         </w:tc>
       </w:tr>
-      <w:tr>
+      <w:tr ns2:paraId="553ED795" ns2:textId="77777777">
         <w:trPr>
           <w:gridAfter w:val="1"/>
           <w:wAfter w:w="195" w:type="dxa"/>
@@ -743,7 +743,7 @@
             <w:vAlign w:val="bottom"/>
             <w:hideMark/>
           </w:tcPr>
-          <w:p>
+          <w:p ns2:paraId="753E6035" ns2:textId="77777777">
             <w:pPr>
               <w:spacing w:after="0" w:line="240" w:lineRule="auto"/>
               <w:jc w:val="center"/>
@@ -759,7 +759,23 @@
                 <w:sz w:val="24"/>
                 <w:szCs w:val="24"/>
               </w:rPr>
-              <w:t>+++FOR item IN items++++++item.no+++.</w:t>
+              <w:t>+++FOR item IN items+++</w:t>
+            </w:r>
+            <w:r>
+              <w:rPr>
+                <w:rFonts w:ascii="Arial" w:eastAsia="Times New Roman" w:hAnsi="Arial" w:cs="Arial"/>
+                <w:sz w:val="24"/>
+                <w:szCs w:val="24"/>
+              </w:rPr>
+              <w:t/>
+            </w:r>
+            <w:r>
+              <w:rPr>
+                <w:rFonts w:ascii="Arial" w:eastAsia="Times New Roman" w:hAnsi="Arial" w:cs="Arial"/>
+                <w:sz w:val="24"/>
+                <w:szCs w:val="24"/>
+              </w:rPr>
+              <w:t/>
             </w:r>
           </w:p>
         </w:tc>
@@ -776,22 +792,22 @@
             <w:vAlign w:val="bottom"/>
             <w:hideMark/>
           </w:tcPr>
-          <w:p>
-            <w:pPr>
-              <w:spacing w:after="0" w:line="240" w:lineRule="auto"/>
-              <w:rPr>
-                <w:rFonts w:ascii="Arial" w:eastAsia="Times New Roman" w:hAnsi="Arial" w:cs="Arial"/>
-                <w:sz w:val="24"/>
-                <w:szCs w:val="24"/>
-              </w:rPr>
-            </w:pPr>
-            <w:r>
-              <w:rPr>
-                <w:rFonts w:ascii="Arial" w:eastAsia="Times New Roman" w:hAnsi="Arial" w:cs="Arial"/>
-                <w:sz w:val="24"/>
-                <w:szCs w:val="24"/>
-              </w:rPr>
-              <w:t>+++item.uraian+++</w:t>
+          <w:p ns2:paraId="74FDC3BE" ns2:textId="77777777">
+            <w:pPr>
+              <w:spacing w:after="0" w:line="240" w:lineRule="auto"/>
+              <w:rPr>
+                <w:rFonts w:ascii="Arial" w:eastAsia="Times New Roman" w:hAnsi="Arial" w:cs="Arial"/>
+                <w:sz w:val="24"/>
+                <w:szCs w:val="24"/>
+              </w:rPr>
+            </w:pPr>
+            <w:r>
+              <w:rPr>
+                <w:rFonts w:ascii="Arial" w:eastAsia="Times New Roman" w:hAnsi="Arial" w:cs="Arial"/>
+                <w:sz w:val="24"/>
+                <w:szCs w:val="24"/>
+              </w:rPr>
+              <w:t/>
             </w:r>
           </w:p>
         </w:tc>
@@ -809,7 +825,7 @@
             <w:vAlign w:val="bottom"/>
             <w:hideMark/>
           </w:tcPr>
-          <w:p>
+          <w:p ns2:paraId="464B3ED8" ns2:textId="77777777">
             <w:pPr>
               <w:spacing w:after="0" w:line="240" w:lineRule="auto"/>
               <w:jc w:val="center"/>
@@ -825,7 +841,7 @@
                 <w:sz w:val="24"/>
                 <w:szCs w:val="24"/>
               </w:rPr>
-              <w:t>Rp.</w:t>
+              <w:t/>
             </w:r>
           </w:p>
         </w:tc>
@@ -843,7 +859,7 @@
             <w:vAlign w:val="bottom"/>
             <w:hideMark/>
           </w:tcPr>
-          <w:p>
+          <w:p ns2:paraId="4FB6B0D2" ns2:textId="022D88CD">
             <w:pPr>
               <w:spacing w:after="0" w:line="240" w:lineRule="auto"/>
               <w:jc w:val="right"/>
@@ -859,15 +875,15 @@
                 <w:sz w:val="24"/>
                 <w:szCs w:val="24"/>
               </w:rPr>
-              <w:t xml:space="preserve">+++item.jumlah+++</w:t>
-            </w:r>
-            <w:r>
-              <w:rPr>
-                <w:rFonts w:ascii="Arial" w:eastAsia="Times New Roman" w:hAnsi="Arial" w:cs="Arial"/>
-                <w:sz w:val="24"/>
-                <w:szCs w:val="24"/>
-              </w:rPr>
-              <w:t>,-</w:t>
+              <w:t xml:space="preserve"/>
+            </w:r>
+            <w:r>
+              <w:rPr>
+                <w:rFonts w:ascii="Arial" w:eastAsia="Times New Roman" w:hAnsi="Arial" w:cs="Arial"/>
+                <w:sz w:val="24"/>
+                <w:szCs w:val="24"/>
+              </w:rPr>
+              <w:t/>
             </w:r>
           </w:p>
         </w:tc>
@@ -885,27 +901,35 @@
             <w:vAlign w:val="bottom"/>
             <w:hideMark/>
           </w:tcPr>
-          <w:p>
-            <w:pPr>
-              <w:spacing w:after="0" w:line="240" w:lineRule="auto"/>
-              <w:rPr>
-                <w:rFonts w:ascii="Arial" w:eastAsia="Times New Roman" w:hAnsi="Arial" w:cs="Arial"/>
-                <w:sz w:val="24"/>
-                <w:szCs w:val="24"/>
-              </w:rPr>
-            </w:pPr>
-            <w:r>
-              <w:rPr>
-                <w:rFonts w:ascii="Arial" w:eastAsia="Times New Roman" w:hAnsi="Arial" w:cs="Arial"/>
-                <w:sz w:val="24"/>
-                <w:szCs w:val="24"/>
-              </w:rPr>
-              <w:t>+++item.keterangan++++++END-FOR item+++</w:t>
+          <w:p ns2:paraId="2EAA45A7" ns2:textId="77777777">
+            <w:pPr>
+              <w:spacing w:after="0" w:line="240" w:lineRule="auto"/>
+              <w:rPr>
+                <w:rFonts w:ascii="Arial" w:eastAsia="Times New Roman" w:hAnsi="Arial" w:cs="Arial"/>
+                <w:sz w:val="24"/>
+                <w:szCs w:val="24"/>
+              </w:rPr>
+            </w:pPr>
+            <w:r>
+              <w:rPr>
+                <w:rFonts w:ascii="Arial" w:eastAsia="Times New Roman" w:hAnsi="Arial" w:cs="Arial"/>
+                <w:sz w:val="24"/>
+                <w:szCs w:val="24"/>
+              </w:rPr>
+              <w:t/>
+            </w:r>
+            <w:r>
+              <w:rPr>
+                <w:rFonts w:ascii="Arial" w:eastAsia="Times New Roman" w:hAnsi="Arial" w:cs="Arial"/>
+                <w:sz w:val="24"/>
+                <w:szCs w:val="24"/>
+              </w:rPr>
+              <w:t/>
             </w:r>
           </w:p>
         </w:tc>
       </w:tr>
-      <w:tr>
+      <w:tr ns2:paraId="553ED795" ns2:textId="77777777">
         <w:trPr>
           <w:gridAfter w:val="1"/>
           <w:wAfter w:w="195" w:type="dxa"/>
@@ -924,22 +948,39 @@
             <w:vAlign w:val="bottom"/>
             <w:hideMark/>
           </w:tcPr>
-          <w:p>
-            <w:pPr>
-              <w:spacing w:after="0" w:line="240" w:lineRule="auto"/>
-              <w:rPr>
-                <w:rFonts w:ascii="Arial" w:eastAsia="Times New Roman" w:hAnsi="Arial" w:cs="Arial"/>
-                <w:sz w:val="24"/>
-                <w:szCs w:val="24"/>
-              </w:rPr>
-            </w:pPr>
-            <w:r>
-              <w:rPr>
-                <w:rFonts w:ascii="Arial" w:eastAsia="Times New Roman" w:hAnsi="Arial" w:cs="Arial"/>
-                <w:sz w:val="24"/>
-                <w:szCs w:val="24"/>
-              </w:rPr>
-              <w:t> </w:t>
+          <w:p ns2:paraId="753E6035" ns2:textId="77777777">
+            <w:pPr>
+              <w:spacing w:after="0" w:line="240" w:lineRule="auto"/>
+              <w:jc w:val="center"/>
+              <w:rPr>
+                <w:rFonts w:ascii="Arial" w:eastAsia="Times New Roman" w:hAnsi="Arial" w:cs="Arial"/>
+                <w:sz w:val="24"/>
+                <w:szCs w:val="24"/>
+              </w:rPr>
+            </w:pPr>
+            <w:r>
+              <w:rPr>
+                <w:rFonts w:ascii="Arial" w:eastAsia="Times New Roman" w:hAnsi="Arial" w:cs="Arial"/>
+                <w:sz w:val="24"/>
+                <w:szCs w:val="24"/>
+              </w:rPr>
+              <w:t/>
+            </w:r>
+            <w:r>
+              <w:rPr>
+                <w:rFonts w:ascii="Arial" w:eastAsia="Times New Roman" w:hAnsi="Arial" w:cs="Arial"/>
+                <w:sz w:val="24"/>
+                <w:szCs w:val="24"/>
+              </w:rPr>
+              <w:t>+++$item.no+++</w:t>
+            </w:r>
+            <w:r>
+              <w:rPr>
+                <w:rFonts w:ascii="Arial" w:eastAsia="Times New Roman" w:hAnsi="Arial" w:cs="Arial"/>
+                <w:sz w:val="24"/>
+                <w:szCs w:val="24"/>
+              </w:rPr>
+              <w:t>.</w:t>
             </w:r>
           </w:p>
         </w:tc>
@@ -956,22 +997,22 @@
             <w:vAlign w:val="bottom"/>
             <w:hideMark/>
           </w:tcPr>
-          <w:p>
-            <w:pPr>
-              <w:spacing w:after="0" w:line="240" w:lineRule="auto"/>
-              <w:rPr>
-                <w:rFonts w:ascii="Arial" w:eastAsia="Times New Roman" w:hAnsi="Arial" w:cs="Arial"/>
-                <w:sz w:val="24"/>
-                <w:szCs w:val="24"/>
-              </w:rPr>
-            </w:pPr>
-            <w:r>
-              <w:rPr>
-                <w:rFonts w:ascii="Arial" w:eastAsia="Times New Roman" w:hAnsi="Arial" w:cs="Arial"/>
-                <w:sz w:val="24"/>
-                <w:szCs w:val="24"/>
-              </w:rPr>
-              <w:t> </w:t>
+          <w:p ns2:paraId="74FDC3BE" ns2:textId="77777777">
+            <w:pPr>
+              <w:spacing w:after="0" w:line="240" w:lineRule="auto"/>
+              <w:rPr>
+                <w:rFonts w:ascii="Arial" w:eastAsia="Times New Roman" w:hAnsi="Arial" w:cs="Arial"/>
+                <w:sz w:val="24"/>
+                <w:szCs w:val="24"/>
+              </w:rPr>
+            </w:pPr>
+            <w:r>
+              <w:rPr>
+                <w:rFonts w:ascii="Arial" w:eastAsia="Times New Roman" w:hAnsi="Arial" w:cs="Arial"/>
+                <w:sz w:val="24"/>
+                <w:szCs w:val="24"/>
+              </w:rPr>
+              <w:t>+++$item.uraian+++</w:t>
             </w:r>
           </w:p>
         </w:tc>
@@ -989,15 +1030,24 @@
             <w:vAlign w:val="bottom"/>
             <w:hideMark/>
           </w:tcPr>
-          <w:p>
-            <w:pPr>
-              <w:spacing w:after="0" w:line="240" w:lineRule="auto"/>
-              <w:rPr>
-                <w:rFonts w:ascii="Arial" w:eastAsia="Times New Roman" w:hAnsi="Arial" w:cs="Arial"/>
-                <w:sz w:val="24"/>
-                <w:szCs w:val="24"/>
-              </w:rPr>
-            </w:pPr>
+          <w:p ns2:paraId="464B3ED8" ns2:textId="77777777">
+            <w:pPr>
+              <w:spacing w:after="0" w:line="240" w:lineRule="auto"/>
+              <w:jc w:val="center"/>
+              <w:rPr>
+                <w:rFonts w:ascii="Arial" w:eastAsia="Times New Roman" w:hAnsi="Arial" w:cs="Arial"/>
+                <w:sz w:val="24"/>
+                <w:szCs w:val="24"/>
+              </w:rPr>
+            </w:pPr>
+            <w:r>
+              <w:rPr>
+                <w:rFonts w:ascii="Arial" w:eastAsia="Times New Roman" w:hAnsi="Arial" w:cs="Arial"/>
+                <w:sz w:val="24"/>
+                <w:szCs w:val="24"/>
+              </w:rPr>
+              <w:t>Rp.</w:t>
+            </w:r>
           </w:p>
         </w:tc>
         <w:tc>
@@ -1014,22 +1064,31 @@
             <w:vAlign w:val="bottom"/>
             <w:hideMark/>
           </w:tcPr>
-          <w:p>
-            <w:pPr>
-              <w:spacing w:after="0" w:line="240" w:lineRule="auto"/>
-              <w:rPr>
-                <w:rFonts w:ascii="Arial" w:eastAsia="Times New Roman" w:hAnsi="Arial" w:cs="Arial"/>
-                <w:sz w:val="24"/>
-                <w:szCs w:val="24"/>
-              </w:rPr>
-            </w:pPr>
-            <w:r>
-              <w:rPr>
-                <w:rFonts w:ascii="Arial" w:eastAsia="Times New Roman" w:hAnsi="Arial" w:cs="Arial"/>
-                <w:sz w:val="24"/>
-                <w:szCs w:val="24"/>
-              </w:rPr>
-              <w:t> </w:t>
+          <w:p ns2:paraId="4FB6B0D2" ns2:textId="022D88CD">
+            <w:pPr>
+              <w:spacing w:after="0" w:line="240" w:lineRule="auto"/>
+              <w:jc w:val="right"/>
+              <w:rPr>
+                <w:rFonts w:ascii="Arial" w:eastAsia="Times New Roman" w:hAnsi="Arial" w:cs="Arial"/>
+                <w:sz w:val="24"/>
+                <w:szCs w:val="24"/>
+              </w:rPr>
+            </w:pPr>
+            <w:r>
+              <w:rPr>
+                <w:rFonts w:ascii="Arial" w:eastAsia="Times New Roman" w:hAnsi="Arial" w:cs="Arial"/>
+                <w:sz w:val="24"/>
+                <w:szCs w:val="24"/>
+              </w:rPr>
+              <w:t xml:space="preserve">+++$item.jumlah+++</w:t>
+            </w:r>
+            <w:r>
+              <w:rPr>
+                <w:rFonts w:ascii="Arial" w:eastAsia="Times New Roman" w:hAnsi="Arial" w:cs="Arial"/>
+                <w:sz w:val="24"/>
+                <w:szCs w:val="24"/>
+              </w:rPr>
+              <w:t>,-</w:t>
             </w:r>
           </w:p>
         </w:tc>
@@ -1047,27 +1106,35 @@
             <w:vAlign w:val="bottom"/>
             <w:hideMark/>
           </w:tcPr>
-          <w:p>
-            <w:pPr>
-              <w:spacing w:after="0" w:line="240" w:lineRule="auto"/>
-              <w:rPr>
-                <w:rFonts w:ascii="Arial" w:eastAsia="Times New Roman" w:hAnsi="Arial" w:cs="Arial"/>
-                <w:sz w:val="24"/>
-                <w:szCs w:val="24"/>
-              </w:rPr>
-            </w:pPr>
-            <w:r>
-              <w:rPr>
-                <w:rFonts w:ascii="Arial" w:eastAsia="Times New Roman" w:hAnsi="Arial" w:cs="Arial"/>
-                <w:sz w:val="24"/>
-                <w:szCs w:val="24"/>
-              </w:rPr>
-              <w:t> </w:t>
+          <w:p ns2:paraId="2EAA45A7" ns2:textId="77777777">
+            <w:pPr>
+              <w:spacing w:after="0" w:line="240" w:lineRule="auto"/>
+              <w:rPr>
+                <w:rFonts w:ascii="Arial" w:eastAsia="Times New Roman" w:hAnsi="Arial" w:cs="Arial"/>
+                <w:sz w:val="24"/>
+                <w:szCs w:val="24"/>
+              </w:rPr>
+            </w:pPr>
+            <w:r>
+              <w:rPr>
+                <w:rFonts w:ascii="Arial" w:eastAsia="Times New Roman" w:hAnsi="Arial" w:cs="Arial"/>
+                <w:sz w:val="24"/>
+                <w:szCs w:val="24"/>
+              </w:rPr>
+              <w:t>+++$item.keterangan+++</w:t>
+            </w:r>
+            <w:r>
+              <w:rPr>
+                <w:rFonts w:ascii="Arial" w:eastAsia="Times New Roman" w:hAnsi="Arial" w:cs="Arial"/>
+                <w:sz w:val="24"/>
+                <w:szCs w:val="24"/>
+              </w:rPr>
+              <w:t/>
             </w:r>
           </w:p>
         </w:tc>
       </w:tr>
-      <w:tr>
+      <w:tr ns2:paraId="553ED795" ns2:textId="77777777">
         <w:trPr>
           <w:gridAfter w:val="1"/>
           <w:wAfter w:w="195" w:type="dxa"/>
@@ -1086,22 +1153,39 @@
             <w:vAlign w:val="bottom"/>
             <w:hideMark/>
           </w:tcPr>
-          <w:p>
-            <w:pPr>
-              <w:spacing w:after="0" w:line="240" w:lineRule="auto"/>
-              <w:rPr>
-                <w:rFonts w:ascii="Arial" w:eastAsia="Times New Roman" w:hAnsi="Arial" w:cs="Arial"/>
-                <w:sz w:val="24"/>
-                <w:szCs w:val="24"/>
-              </w:rPr>
-            </w:pPr>
-            <w:r>
-              <w:rPr>
-                <w:rFonts w:ascii="Arial" w:eastAsia="Times New Roman" w:hAnsi="Arial" w:cs="Arial"/>
-                <w:sz w:val="24"/>
-                <w:szCs w:val="24"/>
-              </w:rPr>
-              <w:t> </w:t>
+          <w:p ns2:paraId="753E6035" ns2:textId="77777777">
+            <w:pPr>
+              <w:spacing w:after="0" w:line="240" w:lineRule="auto"/>
+              <w:jc w:val="center"/>
+              <w:rPr>
+                <w:rFonts w:ascii="Arial" w:eastAsia="Times New Roman" w:hAnsi="Arial" w:cs="Arial"/>
+                <w:sz w:val="24"/>
+                <w:szCs w:val="24"/>
+              </w:rPr>
+            </w:pPr>
+            <w:r>
+              <w:rPr>
+                <w:rFonts w:ascii="Arial" w:eastAsia="Times New Roman" w:hAnsi="Arial" w:cs="Arial"/>
+                <w:sz w:val="24"/>
+                <w:szCs w:val="24"/>
+              </w:rPr>
+              <w:t/>
+            </w:r>
+            <w:r>
+              <w:rPr>
+                <w:rFonts w:ascii="Arial" w:eastAsia="Times New Roman" w:hAnsi="Arial" w:cs="Arial"/>
+                <w:sz w:val="24"/>
+                <w:szCs w:val="24"/>
+              </w:rPr>
+              <w:t/>
+            </w:r>
+            <w:r>
+              <w:rPr>
+                <w:rFonts w:ascii="Arial" w:eastAsia="Times New Roman" w:hAnsi="Arial" w:cs="Arial"/>
+                <w:sz w:val="24"/>
+                <w:szCs w:val="24"/>
+              </w:rPr>
+              <w:t/>
             </w:r>
           </w:p>
         </w:tc>
@@ -1118,22 +1202,22 @@
             <w:vAlign w:val="bottom"/>
             <w:hideMark/>
           </w:tcPr>
-          <w:p>
-            <w:pPr>
-              <w:spacing w:after="0" w:line="240" w:lineRule="auto"/>
-              <w:rPr>
-                <w:rFonts w:ascii="Arial" w:eastAsia="Times New Roman" w:hAnsi="Arial" w:cs="Arial"/>
-                <w:sz w:val="24"/>
-                <w:szCs w:val="24"/>
-              </w:rPr>
-            </w:pPr>
-            <w:r>
-              <w:rPr>
-                <w:rFonts w:ascii="Arial" w:eastAsia="Times New Roman" w:hAnsi="Arial" w:cs="Arial"/>
-                <w:sz w:val="24"/>
-                <w:szCs w:val="24"/>
-              </w:rPr>
-              <w:t> </w:t>
+          <w:p ns2:paraId="74FDC3BE" ns2:textId="77777777">
+            <w:pPr>
+              <w:spacing w:after="0" w:line="240" w:lineRule="auto"/>
+              <w:rPr>
+                <w:rFonts w:ascii="Arial" w:eastAsia="Times New Roman" w:hAnsi="Arial" w:cs="Arial"/>
+                <w:sz w:val="24"/>
+                <w:szCs w:val="24"/>
+              </w:rPr>
+            </w:pPr>
+            <w:r>
+              <w:rPr>
+                <w:rFonts w:ascii="Arial" w:eastAsia="Times New Roman" w:hAnsi="Arial" w:cs="Arial"/>
+                <w:sz w:val="24"/>
+                <w:szCs w:val="24"/>
+              </w:rPr>
+              <w:t/>
             </w:r>
           </w:p>
         </w:tc>
@@ -1151,15 +1235,24 @@
             <w:vAlign w:val="bottom"/>
             <w:hideMark/>
           </w:tcPr>
-          <w:p>
-            <w:pPr>
-              <w:spacing w:after="0" w:line="240" w:lineRule="auto"/>
-              <w:rPr>
-                <w:rFonts w:ascii="Arial" w:eastAsia="Times New Roman" w:hAnsi="Arial" w:cs="Arial"/>
-                <w:sz w:val="24"/>
-                <w:szCs w:val="24"/>
-              </w:rPr>
-            </w:pPr>
+          <w:p ns2:paraId="464B3ED8" ns2:textId="77777777">
+            <w:pPr>
+              <w:spacing w:after="0" w:line="240" w:lineRule="auto"/>
+              <w:jc w:val="center"/>
+              <w:rPr>
+                <w:rFonts w:ascii="Arial" w:eastAsia="Times New Roman" w:hAnsi="Arial" w:cs="Arial"/>
+                <w:sz w:val="24"/>
+                <w:szCs w:val="24"/>
+              </w:rPr>
+            </w:pPr>
+            <w:r>
+              <w:rPr>
+                <w:rFonts w:ascii="Arial" w:eastAsia="Times New Roman" w:hAnsi="Arial" w:cs="Arial"/>
+                <w:sz w:val="24"/>
+                <w:szCs w:val="24"/>
+              </w:rPr>
+              <w:t/>
+            </w:r>
           </w:p>
         </w:tc>
         <w:tc>
@@ -1176,22 +1269,31 @@
             <w:vAlign w:val="bottom"/>
             <w:hideMark/>
           </w:tcPr>
-          <w:p>
-            <w:pPr>
-              <w:spacing w:after="0" w:line="240" w:lineRule="auto"/>
-              <w:rPr>
-                <w:rFonts w:ascii="Arial" w:eastAsia="Times New Roman" w:hAnsi="Arial" w:cs="Arial"/>
-                <w:sz w:val="24"/>
-                <w:szCs w:val="24"/>
-              </w:rPr>
-            </w:pPr>
-            <w:r>
-              <w:rPr>
-                <w:rFonts w:ascii="Arial" w:eastAsia="Times New Roman" w:hAnsi="Arial" w:cs="Arial"/>
-                <w:sz w:val="24"/>
-                <w:szCs w:val="24"/>
-              </w:rPr>
-              <w:t> </w:t>
+          <w:p ns2:paraId="4FB6B0D2" ns2:textId="022D88CD">
+            <w:pPr>
+              <w:spacing w:after="0" w:line="240" w:lineRule="auto"/>
+              <w:jc w:val="right"/>
+              <w:rPr>
+                <w:rFonts w:ascii="Arial" w:eastAsia="Times New Roman" w:hAnsi="Arial" w:cs="Arial"/>
+                <w:sz w:val="24"/>
+                <w:szCs w:val="24"/>
+              </w:rPr>
+            </w:pPr>
+            <w:r>
+              <w:rPr>
+                <w:rFonts w:ascii="Arial" w:eastAsia="Times New Roman" w:hAnsi="Arial" w:cs="Arial"/>
+                <w:sz w:val="24"/>
+                <w:szCs w:val="24"/>
+              </w:rPr>
+              <w:t xml:space="preserve"/>
+            </w:r>
+            <w:r>
+              <w:rPr>
+                <w:rFonts w:ascii="Arial" w:eastAsia="Times New Roman" w:hAnsi="Arial" w:cs="Arial"/>
+                <w:sz w:val="24"/>
+                <w:szCs w:val="24"/>
+              </w:rPr>
+              <w:t/>
             </w:r>
           </w:p>
         </w:tc>
@@ -1209,27 +1311,35 @@
             <w:vAlign w:val="bottom"/>
             <w:hideMark/>
           </w:tcPr>
-          <w:p>
-            <w:pPr>
-              <w:spacing w:after="0" w:line="240" w:lineRule="auto"/>
-              <w:rPr>
-                <w:rFonts w:ascii="Arial" w:eastAsia="Times New Roman" w:hAnsi="Arial" w:cs="Arial"/>
-                <w:sz w:val="24"/>
-                <w:szCs w:val="24"/>
-              </w:rPr>
-            </w:pPr>
-            <w:r>
-              <w:rPr>
-                <w:rFonts w:ascii="Arial" w:eastAsia="Times New Roman" w:hAnsi="Arial" w:cs="Arial"/>
-                <w:sz w:val="24"/>
-                <w:szCs w:val="24"/>
-              </w:rPr>
-              <w:t> </w:t>
+          <w:p ns2:paraId="2EAA45A7" ns2:textId="77777777">
+            <w:pPr>
+              <w:spacing w:after="0" w:line="240" w:lineRule="auto"/>
+              <w:rPr>
+                <w:rFonts w:ascii="Arial" w:eastAsia="Times New Roman" w:hAnsi="Arial" w:cs="Arial"/>
+                <w:sz w:val="24"/>
+                <w:szCs w:val="24"/>
+              </w:rPr>
+            </w:pPr>
+            <w:r>
+              <w:rPr>
+                <w:rFonts w:ascii="Arial" w:eastAsia="Times New Roman" w:hAnsi="Arial" w:cs="Arial"/>
+                <w:sz w:val="24"/>
+                <w:szCs w:val="24"/>
+              </w:rPr>
+              <w:t/>
+            </w:r>
+            <w:r>
+              <w:rPr>
+                <w:rFonts w:ascii="Arial" w:eastAsia="Times New Roman" w:hAnsi="Arial" w:cs="Arial"/>
+                <w:sz w:val="24"/>
+                <w:szCs w:val="24"/>
+              </w:rPr>
+              <w:t>+++END-FOR item+++</w:t>
             </w:r>
           </w:p>
         </w:tc>
       </w:tr>
-      <w:tr>
+      <w:tr ns2:paraId="363D5C48" ns2:textId="77777777">
         <w:trPr>
           <w:gridAfter w:val="1"/>
           <w:wAfter w:w="195" w:type="dxa"/>
@@ -1248,7 +1358,7 @@
             <w:vAlign w:val="bottom"/>
             <w:hideMark/>
           </w:tcPr>
-          <w:p>
+          <w:p ns2:paraId="66E146A5" ns2:textId="77777777">
             <w:pPr>
               <w:spacing w:after="0" w:line="240" w:lineRule="auto"/>
               <w:rPr>
@@ -1280,7 +1390,7 @@
             <w:vAlign w:val="bottom"/>
             <w:hideMark/>
           </w:tcPr>
-          <w:p>
+          <w:p ns2:paraId="6B6007C6" ns2:textId="77777777">
             <w:pPr>
               <w:spacing w:after="0" w:line="240" w:lineRule="auto"/>
               <w:rPr>
@@ -1313,7 +1423,7 @@
             <w:vAlign w:val="bottom"/>
             <w:hideMark/>
           </w:tcPr>
-          <w:p>
+          <w:p ns2:paraId="5E171CFB" ns2:textId="77777777">
             <w:pPr>
               <w:spacing w:after="0" w:line="240" w:lineRule="auto"/>
               <w:rPr>
@@ -1338,7 +1448,7 @@
             <w:vAlign w:val="bottom"/>
             <w:hideMark/>
           </w:tcPr>
-          <w:p>
+          <w:p ns2:paraId="37BFB24F" ns2:textId="77777777">
             <w:pPr>
               <w:spacing w:after="0" w:line="240" w:lineRule="auto"/>
               <w:rPr>
@@ -1371,7 +1481,7 @@
             <w:vAlign w:val="bottom"/>
             <w:hideMark/>
           </w:tcPr>
-          <w:p>
+          <w:p ns2:paraId="50285478" ns2:textId="77777777">
             <w:pPr>
               <w:spacing w:after="0" w:line="240" w:lineRule="auto"/>
               <w:rPr>
@@ -1391,7 +1501,7 @@
           </w:p>
         </w:tc>
       </w:tr>
-      <w:tr>
+      <w:tr ns2:paraId="71CD340C" ns2:textId="77777777">
         <w:trPr>
           <w:gridAfter w:val="1"/>
           <w:wAfter w:w="195" w:type="dxa"/>
@@ -1410,7 +1520,7 @@
             <w:vAlign w:val="bottom"/>
             <w:hideMark/>
           </w:tcPr>
-          <w:p>
+          <w:p ns2:paraId="6B0A0414" ns2:textId="77777777">
             <w:pPr>
               <w:spacing w:after="0" w:line="240" w:lineRule="auto"/>
               <w:rPr>
@@ -1442,7 +1552,7 @@
             <w:vAlign w:val="bottom"/>
             <w:hideMark/>
           </w:tcPr>
-          <w:p>
+          <w:p ns2:paraId="7A4B6FDE" ns2:textId="77777777">
             <w:pPr>
               <w:spacing w:after="0" w:line="240" w:lineRule="auto"/>
               <w:rPr>
@@ -1475,7 +1585,7 @@
             <w:vAlign w:val="bottom"/>
             <w:hideMark/>
           </w:tcPr>
-          <w:p>
+          <w:p ns2:paraId="3B0F9A8C" ns2:textId="77777777">
             <w:pPr>
               <w:spacing w:after="0" w:line="240" w:lineRule="auto"/>
               <w:rPr>
@@ -1500,7 +1610,7 @@
             <w:vAlign w:val="bottom"/>
             <w:hideMark/>
           </w:tcPr>
-          <w:p>
+          <w:p ns2:paraId="60A8D349" ns2:textId="77777777">
             <w:pPr>
               <w:spacing w:after="0" w:line="240" w:lineRule="auto"/>
               <w:rPr>
@@ -1533,7 +1643,7 @@
             <w:vAlign w:val="bottom"/>
             <w:hideMark/>
           </w:tcPr>
-          <w:p>
+          <w:p ns2:paraId="47BE7CF9" ns2:textId="77777777">
             <w:pPr>
               <w:spacing w:after="0" w:line="240" w:lineRule="auto"/>
               <w:rPr>
@@ -1553,7 +1663,7 @@
           </w:p>
         </w:tc>
       </w:tr>
-      <w:tr>
+      <w:tr ns2:paraId="5E089108" ns2:textId="77777777">
         <w:trPr>
           <w:gridAfter w:val="1"/>
           <w:wAfter w:w="195" w:type="dxa"/>
@@ -1572,7 +1682,7 @@
             <w:vAlign w:val="bottom"/>
             <w:hideMark/>
           </w:tcPr>
-          <w:p>
+          <w:p ns2:paraId="68529729" ns2:textId="77777777">
             <w:pPr>
               <w:spacing w:after="0" w:line="240" w:lineRule="auto"/>
               <w:rPr>
@@ -1604,7 +1714,7 @@
             <w:vAlign w:val="bottom"/>
             <w:hideMark/>
           </w:tcPr>
-          <w:p>
+          <w:p ns2:paraId="437DE1D3" ns2:textId="77777777">
             <w:pPr>
               <w:spacing w:after="0" w:line="240" w:lineRule="auto"/>
               <w:rPr>
@@ -1637,7 +1747,7 @@
             <w:vAlign w:val="bottom"/>
             <w:hideMark/>
           </w:tcPr>
-          <w:p>
+          <w:p ns2:paraId="4F4D4500" ns2:textId="77777777">
             <w:pPr>
               <w:spacing w:after="0" w:line="240" w:lineRule="auto"/>
               <w:rPr>
@@ -1662,7 +1772,7 @@
             <w:vAlign w:val="bottom"/>
             <w:hideMark/>
           </w:tcPr>
-          <w:p>
+          <w:p ns2:paraId="625CF9AC" ns2:textId="77777777">
             <w:pPr>
               <w:spacing w:after="0" w:line="240" w:lineRule="auto"/>
               <w:rPr>
@@ -1695,7 +1805,7 @@
             <w:vAlign w:val="bottom"/>
             <w:hideMark/>
           </w:tcPr>
-          <w:p>
+          <w:p ns2:paraId="23E3322C" ns2:textId="77777777">
             <w:pPr>
               <w:spacing w:after="0" w:line="240" w:lineRule="auto"/>
               <w:rPr>
@@ -1715,7 +1825,7 @@
           </w:p>
         </w:tc>
       </w:tr>
-      <w:tr>
+      <w:tr ns2:paraId="3638999C" ns2:textId="77777777">
         <w:trPr>
           <w:gridAfter w:val="1"/>
           <w:wAfter w:w="195" w:type="dxa"/>
@@ -1734,7 +1844,7 @@
             <w:vAlign w:val="bottom"/>
             <w:hideMark/>
           </w:tcPr>
-          <w:p>
+          <w:p ns2:paraId="09B0D1F3" ns2:textId="77777777">
             <w:pPr>
               <w:spacing w:after="0" w:line="240" w:lineRule="auto"/>
               <w:rPr>
@@ -1766,7 +1876,7 @@
             <w:vAlign w:val="bottom"/>
             <w:hideMark/>
           </w:tcPr>
-          <w:p>
+          <w:p ns2:paraId="5F731C49" ns2:textId="77777777">
             <w:pPr>
               <w:spacing w:after="0" w:line="240" w:lineRule="auto"/>
               <w:rPr>
@@ -1799,7 +1909,7 @@
             <w:vAlign w:val="bottom"/>
             <w:hideMark/>
           </w:tcPr>
-          <w:p>
+          <w:p ns2:paraId="5E110185" ns2:textId="77777777">
             <w:pPr>
               <w:spacing w:after="0" w:line="240" w:lineRule="auto"/>
               <w:rPr>
@@ -1824,7 +1934,7 @@
             <w:vAlign w:val="bottom"/>
             <w:hideMark/>
           </w:tcPr>
-          <w:p>
+          <w:p ns2:paraId="4D7445D3" ns2:textId="77777777">
             <w:pPr>
               <w:spacing w:after="0" w:line="240" w:lineRule="auto"/>
               <w:rPr>
@@ -1857,7 +1967,7 @@
             <w:vAlign w:val="bottom"/>
             <w:hideMark/>
           </w:tcPr>
-          <w:p>
+          <w:p ns2:paraId="00A788D2" ns2:textId="77777777">
             <w:pPr>
               <w:spacing w:after="0" w:line="240" w:lineRule="auto"/>
               <w:rPr>
@@ -1877,7 +1987,331 @@
           </w:p>
         </w:tc>
       </w:tr>
-      <w:tr>
+      <w:tr ns2:paraId="5AAFF9E4" ns2:textId="77777777">
+        <w:trPr>
+          <w:gridAfter w:val="1"/>
+          <w:wAfter w:w="195" w:type="dxa"/>
+          <w:trHeight w:val="315"/>
+        </w:trPr>
+        <w:tc>
+          <w:tcPr>
+            <w:tcW w:w="643" w:type="dxa"/>
+            <w:tcBorders>
+              <w:top w:val="nil"/>
+              <w:left w:val="single" w:sz="4" w:space="0" w:color="auto"/>
+              <w:bottom w:val="nil"/>
+              <w:right w:val="single" w:sz="4" w:space="0" w:color="auto"/>
+            </w:tcBorders>
+            <w:noWrap/>
+            <w:vAlign w:val="bottom"/>
+            <w:hideMark/>
+          </w:tcPr>
+          <w:p ns2:paraId="3469CDCA" ns2:textId="77777777">
+            <w:pPr>
+              <w:spacing w:after="0" w:line="240" w:lineRule="auto"/>
+              <w:rPr>
+                <w:rFonts w:ascii="Arial" w:eastAsia="Times New Roman" w:hAnsi="Arial" w:cs="Arial"/>
+                <w:sz w:val="24"/>
+                <w:szCs w:val="24"/>
+              </w:rPr>
+            </w:pPr>
+            <w:r>
+              <w:rPr>
+                <w:rFonts w:ascii="Arial" w:eastAsia="Times New Roman" w:hAnsi="Arial" w:cs="Arial"/>
+                <w:sz w:val="24"/>
+                <w:szCs w:val="24"/>
+              </w:rPr>
+              <w:t> </w:t>
+            </w:r>
+          </w:p>
+        </w:tc>
+        <w:tc>
+          <w:tcPr>
+            <w:tcW w:w="3475" w:type="dxa"/>
+            <w:tcBorders>
+              <w:top w:val="nil"/>
+              <w:left w:val="nil"/>
+              <w:bottom w:val="nil"/>
+              <w:right w:val="single" w:sz="4" w:space="0" w:color="auto"/>
+            </w:tcBorders>
+            <w:noWrap/>
+            <w:vAlign w:val="bottom"/>
+            <w:hideMark/>
+          </w:tcPr>
+          <w:p ns2:paraId="5A0894B3" ns2:textId="77777777">
+            <w:pPr>
+              <w:spacing w:after="0" w:line="240" w:lineRule="auto"/>
+              <w:rPr>
+                <w:rFonts w:ascii="Arial" w:eastAsia="Times New Roman" w:hAnsi="Arial" w:cs="Arial"/>
+                <w:sz w:val="24"/>
+                <w:szCs w:val="24"/>
+              </w:rPr>
+            </w:pPr>
+            <w:r>
+              <w:rPr>
+                <w:rFonts w:ascii="Arial" w:eastAsia="Times New Roman" w:hAnsi="Arial" w:cs="Arial"/>
+                <w:sz w:val="24"/>
+                <w:szCs w:val="24"/>
+              </w:rPr>
+              <w:t> </w:t>
+            </w:r>
+          </w:p>
+        </w:tc>
+        <w:tc>
+          <w:tcPr>
+            <w:tcW w:w="709" w:type="dxa"/>
+            <w:gridSpan w:val="2"/>
+            <w:tcBorders>
+              <w:top w:val="nil"/>
+              <w:left w:val="nil"/>
+              <w:bottom w:val="nil"/>
+              <w:right w:val="nil"/>
+            </w:tcBorders>
+            <w:noWrap/>
+            <w:vAlign w:val="bottom"/>
+            <w:hideMark/>
+          </w:tcPr>
+          <w:p ns2:paraId="163D7A76" ns2:textId="77777777">
+            <w:pPr>
+              <w:spacing w:after="0" w:line="240" w:lineRule="auto"/>
+              <w:rPr>
+                <w:rFonts w:ascii="Arial" w:eastAsia="Times New Roman" w:hAnsi="Arial" w:cs="Arial"/>
+                <w:sz w:val="24"/>
+                <w:szCs w:val="24"/>
+              </w:rPr>
+            </w:pPr>
+          </w:p>
+        </w:tc>
+        <w:tc>
+          <w:tcPr>
+            <w:tcW w:w="2149" w:type="dxa"/>
+            <w:gridSpan w:val="2"/>
+            <w:tcBorders>
+              <w:top w:val="nil"/>
+              <w:left w:val="nil"/>
+              <w:bottom w:val="nil"/>
+              <w:right w:val="single" w:sz="4" w:space="0" w:color="auto"/>
+            </w:tcBorders>
+            <w:noWrap/>
+            <w:vAlign w:val="bottom"/>
+            <w:hideMark/>
+          </w:tcPr>
+          <w:p ns2:paraId="4F8FB5C4" ns2:textId="77777777">
+            <w:pPr>
+              <w:spacing w:after="0" w:line="240" w:lineRule="auto"/>
+              <w:rPr>
+                <w:rFonts w:ascii="Arial" w:eastAsia="Times New Roman" w:hAnsi="Arial" w:cs="Arial"/>
+                <w:sz w:val="24"/>
+                <w:szCs w:val="24"/>
+              </w:rPr>
+            </w:pPr>
+            <w:r>
+              <w:rPr>
+                <w:rFonts w:ascii="Arial" w:eastAsia="Times New Roman" w:hAnsi="Arial" w:cs="Arial"/>
+                <w:sz w:val="24"/>
+                <w:szCs w:val="24"/>
+              </w:rPr>
+              <w:t> </w:t>
+            </w:r>
+          </w:p>
+        </w:tc>
+        <w:tc>
+          <w:tcPr>
+            <w:tcW w:w="2185" w:type="dxa"/>
+            <w:gridSpan w:val="2"/>
+            <w:tcBorders>
+              <w:top w:val="nil"/>
+              <w:left w:val="nil"/>
+              <w:bottom w:val="nil"/>
+              <w:right w:val="single" w:sz="4" w:space="0" w:color="auto"/>
+            </w:tcBorders>
+            <w:noWrap/>
+            <w:vAlign w:val="bottom"/>
+            <w:hideMark/>
+          </w:tcPr>
+          <w:p ns2:paraId="573D032F" ns2:textId="77777777">
+            <w:pPr>
+              <w:spacing w:after="0" w:line="240" w:lineRule="auto"/>
+              <w:rPr>
+                <w:rFonts w:ascii="Arial" w:eastAsia="Times New Roman" w:hAnsi="Arial" w:cs="Arial"/>
+                <w:sz w:val="24"/>
+                <w:szCs w:val="24"/>
+              </w:rPr>
+            </w:pPr>
+            <w:r>
+              <w:rPr>
+                <w:rFonts w:ascii="Arial" w:eastAsia="Times New Roman" w:hAnsi="Arial" w:cs="Arial"/>
+                <w:sz w:val="24"/>
+                <w:szCs w:val="24"/>
+              </w:rPr>
+              <w:t> </w:t>
+            </w:r>
+          </w:p>
+        </w:tc>
+      </w:tr>
+      <w:tr ns2:paraId="61127DED" ns2:textId="77777777">
+        <w:trPr>
+          <w:gridAfter w:val="1"/>
+          <w:wAfter w:w="195" w:type="dxa"/>
+          <w:trHeight w:val="315"/>
+        </w:trPr>
+        <w:tc>
+          <w:tcPr>
+            <w:tcW w:w="643" w:type="dxa"/>
+            <w:tcBorders>
+              <w:top w:val="nil"/>
+              <w:left w:val="single" w:sz="4" w:space="0" w:color="auto"/>
+              <w:bottom w:val="nil"/>
+              <w:right w:val="single" w:sz="4" w:space="0" w:color="auto"/>
+            </w:tcBorders>
+            <w:noWrap/>
+            <w:vAlign w:val="bottom"/>
+            <w:hideMark/>
+          </w:tcPr>
+          <w:p ns2:paraId="2C12752C" ns2:textId="77777777">
+            <w:pPr>
+              <w:spacing w:after="0" w:line="240" w:lineRule="auto"/>
+              <w:rPr>
+                <w:rFonts w:ascii="Arial" w:eastAsia="Times New Roman" w:hAnsi="Arial" w:cs="Arial"/>
+                <w:sz w:val="24"/>
+                <w:szCs w:val="24"/>
+              </w:rPr>
+            </w:pPr>
+            <w:r>
+              <w:rPr>
+                <w:rFonts w:ascii="Arial" w:eastAsia="Times New Roman" w:hAnsi="Arial" w:cs="Arial"/>
+                <w:sz w:val="24"/>
+                <w:szCs w:val="24"/>
+              </w:rPr>
+              <w:t> </w:t>
+            </w:r>
+          </w:p>
+        </w:tc>
+        <w:tc>
+          <w:tcPr>
+            <w:tcW w:w="3475" w:type="dxa"/>
+            <w:tcBorders>
+              <w:top w:val="nil"/>
+              <w:left w:val="nil"/>
+              <w:bottom w:val="nil"/>
+              <w:right w:val="single" w:sz="4" w:space="0" w:color="auto"/>
+            </w:tcBorders>
+            <w:noWrap/>
+            <w:vAlign w:val="bottom"/>
+            <w:hideMark/>
+          </w:tcPr>
+          <w:p ns2:paraId="5B25EE8D" ns2:textId="77777777">
+            <w:pPr>
+              <w:spacing w:after="0" w:line="240" w:lineRule="auto"/>
+              <w:rPr>
+                <w:rFonts w:ascii="Arial" w:eastAsia="Times New Roman" w:hAnsi="Arial" w:cs="Arial"/>
+                <w:sz w:val="24"/>
+                <w:szCs w:val="24"/>
+              </w:rPr>
+            </w:pPr>
+            <w:r>
+              <w:rPr>
+                <w:rFonts w:ascii="Arial" w:eastAsia="Times New Roman" w:hAnsi="Arial" w:cs="Arial"/>
+                <w:sz w:val="24"/>
+                <w:szCs w:val="24"/>
+              </w:rPr>
+              <w:t> </w:t>
+            </w:r>
+          </w:p>
+        </w:tc>
+        <w:tc>
+          <w:tcPr>
+            <w:tcW w:w="709" w:type="dxa"/>
+            <w:gridSpan w:val="2"/>
+            <w:tcBorders>
+              <w:top w:val="nil"/>
+              <w:left w:val="nil"/>
+              <w:bottom w:val="nil"/>
+              <w:right w:val="nil"/>
+            </w:tcBorders>
+            <w:noWrap/>
+            <w:vAlign w:val="bottom"/>
+            <w:hideMark/>
+          </w:tcPr>
+          <w:p ns2:paraId="593D81B2" ns2:textId="77777777">
+            <w:pPr>
+              <w:spacing w:after="0" w:line="240" w:lineRule="auto"/>
+              <w:rPr>
+                <w:rFonts w:ascii="Arial" w:eastAsia="Times New Roman" w:hAnsi="Arial" w:cs="Arial"/>
+                <w:sz w:val="24"/>
+                <w:szCs w:val="24"/>
+              </w:rPr>
+            </w:pPr>
+          </w:p>
+        </w:tc>
+        <w:tc>
+          <w:tcPr>
+            <w:tcW w:w="2149" w:type="dxa"/>
+            <w:gridSpan w:val="2"/>
+            <w:tcBorders>
+              <w:top w:val="nil"/>
+              <w:left w:val="nil"/>
+              <w:bottom w:val="nil"/>
+              <w:right w:val="single" w:sz="4" w:space="0" w:color="auto"/>
+            </w:tcBorders>
+            <w:noWrap/>
+            <w:vAlign w:val="bottom"/>
+            <w:hideMark/>
+          </w:tcPr>
+          <w:p ns2:paraId="27A567C7" ns2:textId="77777777">
+            <w:pPr>
+              <w:spacing w:after="0" w:line="240" w:lineRule="auto"/>
+              <w:rPr>
+                <w:rFonts w:ascii="Arial" w:eastAsia="Times New Roman" w:hAnsi="Arial" w:cs="Arial"/>
+                <w:sz w:val="24"/>
+                <w:szCs w:val="24"/>
+              </w:rPr>
+            </w:pPr>
+            <w:r>
+              <w:rPr>
+                <w:rFonts w:ascii="Arial" w:eastAsia="Times New Roman" w:hAnsi="Arial" w:cs="Arial"/>
+                <w:sz w:val="24"/>
+                <w:szCs w:val="24"/>
+              </w:rPr>
+              <w:t> </w:t>
+            </w:r>
+          </w:p>
+        </w:tc>
+        <w:tc>
+          <w:tcPr>
+            <w:tcW w:w="2185" w:type="dxa"/>
+            <w:gridSpan w:val="2"/>
+            <w:tcBorders>
+              <w:top w:val="nil"/>
+              <w:left w:val="nil"/>
+              <w:bottom w:val="nil"/>
+              <w:right w:val="single" w:sz="4" w:space="0" w:color="auto"/>
+            </w:tcBorders>
+            <w:noWrap/>
+            <w:vAlign w:val="bottom"/>
+            <w:hideMark/>
+          </w:tcPr>
+          <w:p ns2:paraId="0F8AF62B" ns2:textId="77777777">
+            <w:pPr>
+              <w:spacing w:after="0" w:line="240" w:lineRule="auto"/>
+              <w:rPr>
+                <w:rFonts w:ascii="Arial" w:eastAsia="Times New Roman" w:hAnsi="Arial" w:cs="Arial"/>
+                <w:sz w:val="24"/>
+                <w:szCs w:val="24"/>
+              </w:rPr>
+            </w:pPr>
+            <w:r>
+              <w:rPr>
+                <w:rFonts w:ascii="Arial" w:eastAsia="Times New Roman" w:hAnsi="Arial" w:cs="Arial"/>
+                <w:sz w:val="24"/>
+                <w:szCs w:val="24"/>
+              </w:rPr>
+              <w:t> </w:t>
+            </w:r>
+          </w:p>
+        </w:tc>
+      </w:tr>
+      <w:tr ns2:paraId="0C8B5B08" ns2:textId="77777777">
         <w:trPr>
           <w:gridAfter w:val="1"/>
           <w:wAfter w:w="195" w:type="dxa"/>
@@ -1896,7 +2330,7 @@
             <w:vAlign w:val="bottom"/>
             <w:hideMark/>
           </w:tcPr>
-          <w:p>
+          <w:p ns2:paraId="1D75D0AE" ns2:textId="77777777">
             <w:pPr>
               <w:spacing w:after="0" w:line="240" w:lineRule="auto"/>
               <w:rPr>
@@ -1928,7 +2362,7 @@
             <w:vAlign w:val="center"/>
             <w:hideMark/>
           </w:tcPr>
-          <w:p>
+          <w:p ns2:paraId="4BD3660C" ns2:textId="77777777">
             <w:pPr>
               <w:spacing w:after="0" w:line="240" w:lineRule="auto"/>
               <w:jc w:val="center"/>
@@ -1962,7 +2396,7 @@
             <w:vAlign w:val="center"/>
             <w:hideMark/>
           </w:tcPr>
-          <w:p>
+          <w:p ns2:paraId="07FEB51A" ns2:textId="77777777">
             <w:pPr>
               <w:spacing w:after="0" w:line="240" w:lineRule="auto"/>
               <w:jc w:val="center"/>
@@ -1996,7 +2430,7 @@
             <w:vAlign w:val="center"/>
             <w:hideMark/>
           </w:tcPr>
-          <w:p>
+          <w:p ns2:paraId="517658A6" ns2:textId="4C1AFB75">
             <w:pPr>
               <w:spacing w:after="0" w:line="240" w:lineRule="auto"/>
               <w:jc w:val="right"/>
@@ -2038,7 +2472,7 @@
             <w:vAlign w:val="bottom"/>
             <w:hideMark/>
           </w:tcPr>
-          <w:p>
+          <w:p ns2:paraId="4433A69B" ns2:textId="77777777">
             <w:pPr>
               <w:spacing w:after="0" w:line="240" w:lineRule="auto"/>
               <w:rPr>
@@ -2058,7 +2492,7 @@
           </w:p>
         </w:tc>
       </w:tr>
-      <w:tr>
+      <w:tr ns2:paraId="3E392F49" ns2:textId="77777777">
         <w:trPr>
           <w:gridAfter w:val="1"/>
           <w:wAfter w:w="195" w:type="dxa"/>
@@ -2077,7 +2511,7 @@
             <w:vAlign w:val="bottom"/>
             <w:hideMark/>
           </w:tcPr>
-          <w:p>
+          <w:p ns2:paraId="593009C3" ns2:textId="77777777">
             <w:pPr>
               <w:spacing w:after="0" w:line="240" w:lineRule="auto"/>
               <w:rPr>
@@ -2101,7 +2535,7 @@
             <w:vAlign w:val="bottom"/>
             <w:hideMark/>
           </w:tcPr>
-          <w:p>
+          <w:p ns2:paraId="22F35F19" ns2:textId="77777777">
             <w:pPr>
               <w:spacing w:after="0" w:line="240" w:lineRule="auto"/>
               <w:rPr>
@@ -2126,7 +2560,7 @@
             <w:vAlign w:val="bottom"/>
             <w:hideMark/>
           </w:tcPr>
-          <w:p>
+          <w:p ns2:paraId="6D941314" ns2:textId="77777777">
             <w:pPr>
               <w:spacing w:after="0" w:line="240" w:lineRule="auto"/>
               <w:rPr>
@@ -2151,7 +2585,7 @@
             <w:vAlign w:val="bottom"/>
             <w:hideMark/>
           </w:tcPr>
-          <w:p>
+          <w:p ns2:paraId="64ACCDAA" ns2:textId="77777777">
             <w:pPr>
               <w:spacing w:after="0" w:line="240" w:lineRule="auto"/>
               <w:rPr>
@@ -2176,7 +2610,7 @@
             <w:vAlign w:val="bottom"/>
             <w:hideMark/>
           </w:tcPr>
-          <w:p>
+          <w:p ns2:paraId="545AE612" ns2:textId="77777777">
             <w:pPr>
               <w:spacing w:after="0" w:line="240" w:lineRule="auto"/>
               <w:rPr>
@@ -2188,7 +2622,7 @@
           </w:p>
         </w:tc>
       </w:tr>
-      <w:tr>
+      <w:tr ns2:paraId="5DF987B3" ns2:textId="77777777">
         <w:trPr>
           <w:gridAfter w:val="1"/>
           <w:wAfter w:w="195" w:type="dxa"/>
@@ -2207,7 +2641,7 @@
             <w:vAlign w:val="bottom"/>
             <w:hideMark/>
           </w:tcPr>
-          <w:p>
+          <w:p ns2:paraId="32D7C8D4" ns2:textId="77777777">
             <w:pPr>
               <w:spacing w:after="0" w:line="240" w:lineRule="auto"/>
               <w:rPr>
@@ -2231,7 +2665,7 @@
             <w:vAlign w:val="bottom"/>
             <w:hideMark/>
           </w:tcPr>
-          <w:p>
+          <w:p ns2:paraId="1B404788" ns2:textId="77777777">
             <w:pPr>
               <w:spacing w:after="0" w:line="240" w:lineRule="auto"/>
               <w:rPr>
@@ -2256,7 +2690,7 @@
             <w:vAlign w:val="bottom"/>
             <w:hideMark/>
           </w:tcPr>
-          <w:p>
+          <w:p ns2:paraId="0C04F012" ns2:textId="77777777">
             <w:pPr>
               <w:spacing w:after="0" w:line="240" w:lineRule="auto"/>
               <w:rPr>
@@ -2281,7 +2715,7 @@
             <w:vAlign w:val="bottom"/>
             <w:hideMark/>
           </w:tcPr>
-          <w:p>
+          <w:p ns2:paraId="347A96D7" ns2:textId="41ADF668">
             <w:pPr>
               <w:spacing w:after="0" w:line="240" w:lineRule="auto"/>
               <w:rPr>
@@ -2308,7 +2742,7 @@
           </w:p>
         </w:tc>
       </w:tr>
-      <w:tr>
+      <w:tr ns2:paraId="5BF625E3" ns2:textId="77777777">
         <w:trPr>
           <w:gridAfter w:val="1"/>
           <w:wAfter w:w="195" w:type="dxa"/>
@@ -2327,7 +2761,7 @@
             <w:vAlign w:val="bottom"/>
             <w:hideMark/>
           </w:tcPr>
-          <w:p>
+          <w:p ns2:paraId="48D7D6D0" ns2:textId="77777777">
             <w:pPr>
               <w:spacing w:after="0" w:line="240" w:lineRule="auto"/>
               <w:rPr>
@@ -2351,7 +2785,7 @@
             <w:vAlign w:val="bottom"/>
             <w:hideMark/>
           </w:tcPr>
-          <w:p>
+          <w:p ns2:paraId="1B58BBE9" ns2:textId="77777777">
             <w:pPr>
               <w:spacing w:after="0" w:line="240" w:lineRule="auto"/>
               <w:rPr>
@@ -2376,7 +2810,7 @@
             <w:vAlign w:val="bottom"/>
             <w:hideMark/>
           </w:tcPr>
-          <w:p>
+          <w:p ns2:paraId="362DA506" ns2:textId="77777777">
             <w:pPr>
               <w:spacing w:after="0" w:line="240" w:lineRule="auto"/>
               <w:rPr>
@@ -2401,7 +2835,7 @@
             <w:vAlign w:val="bottom"/>
             <w:hideMark/>
           </w:tcPr>
-          <w:p>
+          <w:p ns2:paraId="1020A6AF" ns2:textId="77777777">
             <w:pPr>
               <w:spacing w:after="0" w:line="240" w:lineRule="auto"/>
               <w:rPr>
@@ -2426,7 +2860,7 @@
             <w:vAlign w:val="bottom"/>
             <w:hideMark/>
           </w:tcPr>
-          <w:p>
+          <w:p ns2:paraId="4FA73056" ns2:textId="77777777">
             <w:pPr>
               <w:spacing w:after="0" w:line="240" w:lineRule="auto"/>
               <w:rPr>
@@ -2438,7 +2872,7 @@
           </w:p>
         </w:tc>
       </w:tr>
-      <w:tr>
+      <w:tr ns2:paraId="6941CC6B" ns2:textId="77777777">
         <w:trPr>
           <w:gridAfter w:val="1"/>
           <w:wAfter w:w="195" w:type="dxa"/>
@@ -2458,7 +2892,7 @@
             <w:vAlign w:val="bottom"/>
             <w:hideMark/>
           </w:tcPr>
-          <w:p>
+          <w:p ns2:paraId="0D185CB8" ns2:textId="4BC148FD">
             <w:pPr>
               <w:spacing w:after="0" w:line="240" w:lineRule="auto"/>
               <w:rPr>
@@ -2507,7 +2941,7 @@
             <w:vAlign w:val="bottom"/>
             <w:hideMark/>
           </w:tcPr>
-          <w:p>
+          <w:p ns2:paraId="7AA9BDDB" ns2:textId="77777777">
             <w:pPr>
               <w:spacing w:after="0" w:line="240" w:lineRule="auto"/>
               <w:rPr>
@@ -2532,7 +2966,7 @@
             <w:vAlign w:val="bottom"/>
             <w:hideMark/>
           </w:tcPr>
-          <w:p>
+          <w:p ns2:paraId="5CE5718B" ns2:textId="5119EDD9">
             <w:pPr>
               <w:spacing w:after="0" w:line="240" w:lineRule="auto"/>
               <w:rPr>
@@ -2568,7 +3002,7 @@
           </w:p>
         </w:tc>
       </w:tr>
-      <w:tr>
+      <w:tr ns2:paraId="3A51224A" ns2:textId="77777777">
         <w:trPr>
           <w:gridAfter w:val="1"/>
           <w:wAfter w:w="195" w:type="dxa"/>
@@ -2588,7 +3022,7 @@
             <w:vAlign w:val="bottom"/>
             <w:hideMark/>
           </w:tcPr>
-          <w:p>
+          <w:p ns2:paraId="1C4C066E" ns2:textId="77777777">
             <w:pPr>
               <w:spacing w:after="0" w:line="240" w:lineRule="auto"/>
               <w:rPr>
@@ -2621,7 +3055,7 @@
             <w:vAlign w:val="bottom"/>
             <w:hideMark/>
           </w:tcPr>
-          <w:p>
+          <w:p ns2:paraId="2B9F7078" ns2:textId="77777777">
             <w:pPr>
               <w:spacing w:after="0" w:line="240" w:lineRule="auto"/>
               <w:rPr>
@@ -2646,7 +3080,7 @@
             <w:vAlign w:val="bottom"/>
             <w:hideMark/>
           </w:tcPr>
-          <w:p>
+          <w:p ns2:paraId="1EAA8283" ns2:textId="77777777">
             <w:pPr>
               <w:spacing w:after="0" w:line="240" w:lineRule="auto"/>
               <w:rPr>
@@ -2679,7 +3113,7 @@
             <w:vAlign w:val="bottom"/>
             <w:hideMark/>
           </w:tcPr>
-          <w:p>
+          <w:p ns2:paraId="0E5DAA0B" ns2:textId="77777777">
             <w:pPr>
               <w:spacing w:after="0" w:line="240" w:lineRule="auto"/>
               <w:rPr>
@@ -2691,7 +3125,7 @@
           </w:p>
         </w:tc>
       </w:tr>
-      <w:tr>
+      <w:tr ns2:paraId="3D65FA10" ns2:textId="77777777">
         <w:trPr>
           <w:gridAfter w:val="1"/>
           <w:wAfter w:w="195" w:type="dxa"/>
@@ -2711,7 +3145,7 @@
             <w:vAlign w:val="center"/>
             <w:hideMark/>
           </w:tcPr>
-          <w:p>
+          <w:p ns2:paraId="559D56DC" ns2:textId="4592C025">
             <w:pPr>
               <w:spacing w:after="0" w:line="240" w:lineRule="auto"/>
               <w:jc w:val="center"/>
@@ -2761,7 +3195,7 @@
             <w:vAlign w:val="bottom"/>
             <w:hideMark/>
           </w:tcPr>
-          <w:p>
+          <w:p ns2:paraId="101A17EE" ns2:textId="77777777">
             <w:pPr>
               <w:spacing w:after="0" w:line="240" w:lineRule="auto"/>
               <w:rPr>
@@ -2786,7 +3220,7 @@
             <w:vAlign w:val="center"/>
             <w:hideMark/>
           </w:tcPr>
-          <w:p>
+          <w:p ns2:paraId="5414CF6A" ns2:textId="15BE89B1">
             <w:pPr>
               <w:spacing w:after="0" w:line="240" w:lineRule="auto"/>
               <w:jc w:val="center"/>
@@ -2823,7 +3257,7 @@
           </w:p>
         </w:tc>
       </w:tr>
-      <w:tr>
+      <w:tr ns2:paraId="6751D31F" ns2:textId="77777777">
         <w:trPr>
           <w:gridAfter w:val="1"/>
           <w:wAfter w:w="195" w:type="dxa"/>
@@ -2843,7 +3277,7 @@
             <w:vAlign w:val="center"/>
             <w:hideMark/>
           </w:tcPr>
-          <w:p>
+          <w:p ns2:paraId="0C370884" ns2:textId="420123C6">
             <w:pPr>
               <w:spacing w:after="0" w:line="240" w:lineRule="auto"/>
               <w:rPr>
@@ -2892,7 +3326,7 @@
             <w:vAlign w:val="bottom"/>
             <w:hideMark/>
           </w:tcPr>
-          <w:p>
+          <w:p ns2:paraId="364E551E" ns2:textId="77777777">
             <w:pPr>
               <w:spacing w:after="0" w:line="240" w:lineRule="auto"/>
               <w:rPr>
@@ -2917,7 +3351,7 @@
             <w:vAlign w:val="center"/>
             <w:hideMark/>
           </w:tcPr>
-          <w:p>
+          <w:p ns2:paraId="76243D55" ns2:textId="47CD92AC">
             <w:pPr>
               <w:spacing w:after="0" w:line="240" w:lineRule="auto"/>
               <w:rPr>
@@ -2953,7 +3387,7 @@
           </w:p>
         </w:tc>
       </w:tr>
-      <w:tr>
+      <w:tr ns2:paraId="2C8760E5" ns2:textId="77777777">
         <w:trPr>
           <w:gridAfter w:val="1"/>
           <w:wAfter w:w="195" w:type="dxa"/>
@@ -2973,7 +3407,7 @@
             <w:vAlign w:val="center"/>
             <w:hideMark/>
           </w:tcPr>
-          <w:p>
+          <w:p ns2:paraId="491D462B" ns2:textId="77777777">
             <w:pPr>
               <w:spacing w:after="0" w:line="240" w:lineRule="auto"/>
               <w:rPr>
@@ -2998,7 +3432,7 @@
             <w:vAlign w:val="bottom"/>
             <w:hideMark/>
           </w:tcPr>
-          <w:p>
+          <w:p ns2:paraId="0319CDC5" ns2:textId="77777777">
             <w:pPr>
               <w:spacing w:after="0" w:line="240" w:lineRule="auto"/>
               <w:rPr>
@@ -3023,7 +3457,7 @@
             <w:vAlign w:val="center"/>
             <w:hideMark/>
           </w:tcPr>
-          <w:p>
+          <w:p ns2:paraId="0FF7B27F" ns2:textId="77777777">
             <w:pPr>
               <w:spacing w:after="0" w:line="240" w:lineRule="auto"/>
               <w:rPr>
@@ -3035,7 +3469,7 @@
           </w:p>
         </w:tc>
       </w:tr>
-      <w:tr>
+      <w:tr ns2:paraId="76B37720" ns2:textId="77777777">
         <w:trPr>
           <w:gridAfter w:val="1"/>
           <w:wAfter w:w="195" w:type="dxa"/>
@@ -3053,7 +3487,7 @@
             <w:vAlign w:val="center"/>
             <w:hideMark/>
           </w:tcPr>
-          <w:p>
+          <w:p ns2:paraId="609D08DB" ns2:textId="77777777">
             <w:pPr>
               <w:spacing w:after="0" w:line="240" w:lineRule="auto"/>
               <w:rPr>
@@ -3076,7 +3510,7 @@
             <w:vAlign w:val="center"/>
             <w:hideMark/>
           </w:tcPr>
-          <w:p>
+          <w:p ns2:paraId="0369A755" ns2:textId="77777777">
             <w:pPr>
               <w:spacing w:after="0" w:line="240" w:lineRule="auto"/>
               <w:rPr>
@@ -3101,7 +3535,7 @@
             <w:vAlign w:val="bottom"/>
             <w:hideMark/>
           </w:tcPr>
-          <w:p>
+          <w:p ns2:paraId="07451F54" ns2:textId="77777777">
             <w:pPr>
               <w:spacing w:after="0" w:line="240" w:lineRule="auto"/>
               <w:rPr>
@@ -3125,7 +3559,7 @@
             <w:vAlign w:val="center"/>
             <w:hideMark/>
           </w:tcPr>
-          <w:p>
+          <w:p ns2:paraId="01CF9CE1" ns2:textId="77777777">
             <w:pPr>
               <w:spacing w:after="0" w:line="240" w:lineRule="auto"/>
               <w:rPr>
@@ -3149,7 +3583,7 @@
             <w:vAlign w:val="center"/>
             <w:hideMark/>
           </w:tcPr>
-          <w:p>
+          <w:p ns2:paraId="14C22288" ns2:textId="77777777">
             <w:pPr>
               <w:spacing w:after="0" w:line="240" w:lineRule="auto"/>
               <w:rPr>
@@ -3161,7 +3595,7 @@
           </w:p>
         </w:tc>
       </w:tr>
-      <w:tr>
+      <w:tr ns2:paraId="7395E5EF" ns2:textId="77777777">
         <w:trPr>
           <w:gridAfter w:val="1"/>
           <w:wAfter w:w="195" w:type="dxa"/>
@@ -3181,7 +3615,7 @@
             <w:vAlign w:val="bottom"/>
             <w:hideMark/>
           </w:tcPr>
-          <w:p>
+          <w:p ns2:paraId="5DEDEE8D" ns2:textId="77777777">
             <w:pPr>
               <w:spacing w:after="0" w:line="240" w:lineRule="auto"/>
               <w:jc w:val="center"/>
@@ -3215,7 +3649,7 @@
             <w:vAlign w:val="bottom"/>
             <w:hideMark/>
           </w:tcPr>
-          <w:p>
+          <w:p ns2:paraId="0BE56EAB" ns2:textId="77777777">
             <w:pPr>
               <w:spacing w:after="0" w:line="240" w:lineRule="auto"/>
               <w:jc w:val="center"/>
@@ -3241,7 +3675,7 @@
             <w:vAlign w:val="bottom"/>
             <w:hideMark/>
           </w:tcPr>
-          <w:p>
+          <w:p ns2:paraId="7BD3489F" ns2:textId="77777777">
             <w:pPr>
               <w:spacing w:after="0" w:line="240" w:lineRule="auto"/>
               <w:jc w:val="center"/>
@@ -3262,7 +3696,7 @@
           </w:p>
         </w:tc>
       </w:tr>
-      <w:tr>
+      <w:tr ns2:paraId="02B6C03C" ns2:textId="77777777">
         <w:trPr>
           <w:gridAfter w:val="1"/>
           <w:wAfter w:w="195" w:type="dxa"/>
@@ -3281,7 +3715,7 @@
             <w:vAlign w:val="bottom"/>
             <w:hideMark/>
           </w:tcPr>
-          <w:p>
+          <w:p ns2:paraId="58A2EA7F" ns2:textId="77777777">
             <w:pPr>
               <w:spacing w:after="0" w:line="240" w:lineRule="auto"/>
               <w:jc w:val="center"/>
@@ -3306,7 +3740,7 @@
             <w:vAlign w:val="bottom"/>
             <w:hideMark/>
           </w:tcPr>
-          <w:p>
+          <w:p ns2:paraId="7D0B00E5" ns2:textId="77777777">
             <w:pPr>
               <w:spacing w:after="0" w:line="240" w:lineRule="auto"/>
               <w:rPr>
@@ -3331,7 +3765,7 @@
             <w:vAlign w:val="bottom"/>
             <w:hideMark/>
           </w:tcPr>
-          <w:p>
+          <w:p ns2:paraId="2A2E4D93" ns2:textId="77777777">
             <w:pPr>
               <w:spacing w:after="0" w:line="240" w:lineRule="auto"/>
               <w:rPr>
@@ -3356,7 +3790,7 @@
             <w:vAlign w:val="bottom"/>
             <w:hideMark/>
           </w:tcPr>
-          <w:p>
+          <w:p ns2:paraId="4D62C7F5" ns2:textId="77777777">
             <w:pPr>
               <w:spacing w:after="0" w:line="240" w:lineRule="auto"/>
               <w:rPr>
@@ -3381,7 +3815,7 @@
             <w:vAlign w:val="bottom"/>
             <w:hideMark/>
           </w:tcPr>
-          <w:p>
+          <w:p ns2:paraId="619DEDC0" ns2:textId="77777777">
             <w:pPr>
               <w:spacing w:after="0" w:line="240" w:lineRule="auto"/>
               <w:rPr>
@@ -3393,7 +3827,7 @@
           </w:p>
         </w:tc>
       </w:tr>
-      <w:tr>
+      <w:tr ns2:paraId="0D27E6E4" ns2:textId="77777777">
         <w:trPr>
           <w:gridAfter w:val="1"/>
           <w:wAfter w:w="195" w:type="dxa"/>
@@ -3412,7 +3846,7 @@
             <w:vAlign w:val="bottom"/>
             <w:hideMark/>
           </w:tcPr>
-          <w:p>
+          <w:p ns2:paraId="37F97D56" ns2:textId="77777777">
             <w:pPr>
               <w:spacing w:after="0" w:line="240" w:lineRule="auto"/>
               <w:rPr>
@@ -3436,7 +3870,7 @@
             <w:vAlign w:val="bottom"/>
             <w:hideMark/>
           </w:tcPr>
-          <w:p>
+          <w:p ns2:paraId="794A2747" ns2:textId="77777777">
             <w:pPr>
               <w:spacing w:after="0" w:line="240" w:lineRule="auto"/>
               <w:rPr>
@@ -3461,7 +3895,7 @@
             <w:vAlign w:val="bottom"/>
             <w:hideMark/>
           </w:tcPr>
-          <w:p>
+          <w:p ns2:paraId="2CD1DA3C" ns2:textId="77777777">
             <w:pPr>
               <w:spacing w:after="0" w:line="240" w:lineRule="auto"/>
               <w:rPr>
@@ -3486,7 +3920,7 @@
             <w:vAlign w:val="bottom"/>
             <w:hideMark/>
           </w:tcPr>
-          <w:p>
+          <w:p ns2:paraId="09AE0AFD" ns2:textId="77777777">
             <w:pPr>
               <w:spacing w:after="0" w:line="240" w:lineRule="auto"/>
               <w:rPr>
@@ -3511,7 +3945,7 @@
             <w:vAlign w:val="bottom"/>
             <w:hideMark/>
           </w:tcPr>
-          <w:p>
+          <w:p ns2:paraId="74E8418E" ns2:textId="77777777">
             <w:pPr>
               <w:spacing w:after="0" w:line="240" w:lineRule="auto"/>
               <w:rPr>
@@ -3523,7 +3957,7 @@
           </w:p>
         </w:tc>
       </w:tr>
-      <w:tr>
+      <w:tr ns2:paraId="7239C733" ns2:textId="77777777">
         <w:trPr>
           <w:gridAfter w:val="1"/>
           <w:wAfter w:w="195" w:type="dxa"/>
@@ -3542,7 +3976,7 @@
             <w:vAlign w:val="bottom"/>
             <w:hideMark/>
           </w:tcPr>
-          <w:p>
+          <w:p ns2:paraId="4ED16782" ns2:textId="77777777">
             <w:pPr>
               <w:spacing w:after="0" w:line="240" w:lineRule="auto"/>
               <w:rPr>
@@ -3566,7 +4000,7 @@
             <w:vAlign w:val="bottom"/>
             <w:hideMark/>
           </w:tcPr>
-          <w:p>
+          <w:p ns2:paraId="527CC649" ns2:textId="77777777">
             <w:pPr>
               <w:spacing w:after="0" w:line="240" w:lineRule="auto"/>
               <w:rPr>
@@ -3591,7 +4025,7 @@
             <w:vAlign w:val="bottom"/>
             <w:hideMark/>
           </w:tcPr>
-          <w:p>
+          <w:p ns2:paraId="17CFB31E" ns2:textId="77777777">
             <w:pPr>
               <w:spacing w:after="0" w:line="240" w:lineRule="auto"/>
               <w:rPr>
@@ -3616,7 +4050,7 @@
             <w:vAlign w:val="bottom"/>
             <w:hideMark/>
           </w:tcPr>
-          <w:p>
+          <w:p ns2:paraId="16173C26" ns2:textId="77777777">
             <w:pPr>
               <w:spacing w:after="0" w:line="240" w:lineRule="auto"/>
               <w:rPr>
@@ -3641,7 +4075,7 @@
             <w:vAlign w:val="bottom"/>
             <w:hideMark/>
           </w:tcPr>
-          <w:p>
+          <w:p ns2:paraId="146B44C4" ns2:textId="77777777">
             <w:pPr>
               <w:spacing w:after="0" w:line="240" w:lineRule="auto"/>
               <w:rPr>
@@ -3653,7 +4087,7 @@
           </w:p>
         </w:tc>
       </w:tr>
-      <w:tr>
+      <w:tr ns2:paraId="39DBD23A" ns2:textId="77777777">
         <w:trPr>
           <w:gridAfter w:val="1"/>
           <w:wAfter w:w="195" w:type="dxa"/>
@@ -3673,7 +4107,7 @@
             <w:vAlign w:val="bottom"/>
             <w:hideMark/>
           </w:tcPr>
-          <w:p>
+          <w:p ns2:paraId="2D9BF1FB" ns2:textId="27224912">
             <w:pPr>
               <w:spacing w:after="0" w:line="240" w:lineRule="auto"/>
               <w:jc w:val="center"/>
@@ -3709,7 +4143,7 @@
             <w:vAlign w:val="bottom"/>
             <w:hideMark/>
           </w:tcPr>
-          <w:p>
+          <w:p ns2:paraId="529EE6CD" ns2:textId="77777777">
             <w:pPr>
               <w:spacing w:after="0" w:line="240" w:lineRule="auto"/>
               <w:jc w:val="center"/>
@@ -3736,7 +4170,7 @@
             <w:vAlign w:val="bottom"/>
             <w:hideMark/>
           </w:tcPr>
-          <w:p>
+          <w:p ns2:paraId="35091E4A" ns2:textId="6DE1FAB9">
             <w:pPr>
               <w:spacing w:after="0" w:line="240" w:lineRule="auto"/>
               <w:jc w:val="center"/>
@@ -3759,7 +4193,7 @@
           </w:p>
         </w:tc>
       </w:tr>
-      <w:tr>
+      <w:tr ns2:paraId="4E209098" ns2:textId="77777777">
         <w:trPr>
           <w:gridAfter w:val="1"/>
           <w:wAfter w:w="195" w:type="dxa"/>
@@ -3779,7 +4213,7 @@
             <w:vAlign w:val="bottom"/>
             <w:hideMark/>
           </w:tcPr>
-          <w:p>
+          <w:p ns2:paraId="411CD0A4" ns2:textId="77777777">
             <w:pPr>
               <w:spacing w:after="0" w:line="240" w:lineRule="auto"/>
               <w:jc w:val="center"/>
@@ -3809,7 +4243,7 @@
             <w:vAlign w:val="bottom"/>
             <w:hideMark/>
           </w:tcPr>
-          <w:p>
+          <w:p ns2:paraId="097CE7B1" ns2:textId="77777777">
             <w:pPr>
               <w:spacing w:after="0" w:line="240" w:lineRule="auto"/>
               <w:jc w:val="center"/>
@@ -3833,7 +4267,7 @@
             <w:vAlign w:val="bottom"/>
             <w:hideMark/>
           </w:tcPr>
-          <w:p>
+          <w:p ns2:paraId="17D1290D" ns2:textId="3961BF93">
             <w:pPr>
               <w:spacing w:after="0" w:line="240" w:lineRule="auto"/>
               <w:jc w:val="center"/>
@@ -3856,7 +4290,7 @@
           </w:p>
         </w:tc>
       </w:tr>
-      <w:tr>
+      <w:tr ns2:paraId="516F1B59" ns2:textId="77777777">
         <w:trPr>
           <w:gridAfter w:val="1"/>
           <w:wAfter w:w="195" w:type="dxa"/>
@@ -3875,7 +4309,7 @@
             <w:vAlign w:val="bottom"/>
             <w:hideMark/>
           </w:tcPr>
-          <w:p>
+          <w:p ns2:paraId="5257EBE3" ns2:textId="77777777">
             <w:pPr>
               <w:spacing w:after="0" w:line="240" w:lineRule="auto"/>
               <w:jc w:val="center"/>
@@ -3898,7 +4332,7 @@
             <w:vAlign w:val="bottom"/>
             <w:hideMark/>
           </w:tcPr>
-          <w:p>
+          <w:p ns2:paraId="1201470C" ns2:textId="77777777">
             <w:pPr>
               <w:spacing w:after="0" w:line="240" w:lineRule="auto"/>
               <w:rPr>
@@ -3923,7 +4357,7 @@
             <w:vAlign w:val="bottom"/>
             <w:hideMark/>
           </w:tcPr>
-          <w:p>
+          <w:p ns2:paraId="560F5A32" ns2:textId="77777777">
             <w:pPr>
               <w:spacing w:after="0" w:line="240" w:lineRule="auto"/>
               <w:rPr>
@@ -3948,7 +4382,7 @@
             <w:vAlign w:val="bottom"/>
             <w:hideMark/>
           </w:tcPr>
-          <w:p>
+          <w:p ns2:paraId="26040AE7" ns2:textId="77777777">
             <w:pPr>
               <w:spacing w:after="0" w:line="240" w:lineRule="auto"/>
               <w:rPr>
@@ -3973,7 +4407,7 @@
             <w:vAlign w:val="bottom"/>
             <w:hideMark/>
           </w:tcPr>
-          <w:p>
+          <w:p ns2:paraId="0423187D" ns2:textId="77777777">
             <w:pPr>
               <w:spacing w:after="0" w:line="240" w:lineRule="auto"/>
               <w:rPr>
@@ -3985,7 +4419,7 @@
           </w:p>
         </w:tc>
       </w:tr>
-      <w:tr>
+      <w:tr ns2:paraId="78EB16CE" ns2:textId="77777777">
         <w:trPr>
           <w:gridAfter w:val="1"/>
           <w:wAfter w:w="195" w:type="dxa"/>
@@ -4005,7 +4439,7 @@
             <w:vAlign w:val="bottom"/>
             <w:hideMark/>
           </w:tcPr>
-          <w:p>
+          <w:p ns2:paraId="2E78F80E" ns2:textId="77777777">
             <w:pPr>
               <w:spacing w:after="0" w:line="240" w:lineRule="auto"/>
               <w:jc w:val="center"/>
@@ -4043,7 +4477,7 @@
             <w:vAlign w:val="bottom"/>
             <w:hideMark/>
           </w:tcPr>
-          <w:p>
+          <w:p ns2:paraId="71D0F8F1" ns2:textId="77777777">
             <w:pPr>
               <w:spacing w:after="0" w:line="240" w:lineRule="auto"/>
               <w:jc w:val="center"/>
@@ -4058,7 +4492,7 @@
           </w:p>
         </w:tc>
       </w:tr>
-      <w:tr>
+      <w:tr ns2:paraId="59FCC5C3" ns2:textId="77777777">
         <w:trPr>
           <w:gridAfter w:val="1"/>
           <w:wAfter w:w="195" w:type="dxa"/>
@@ -4077,7 +4511,7 @@
             <w:vAlign w:val="bottom"/>
             <w:hideMark/>
           </w:tcPr>
-          <w:p>
+          <w:p ns2:paraId="6DD6D458" ns2:textId="77777777">
             <w:pPr>
               <w:spacing w:after="0" w:line="240" w:lineRule="auto"/>
               <w:rPr>
@@ -4101,7 +4535,7 @@
             <w:vAlign w:val="bottom"/>
             <w:hideMark/>
           </w:tcPr>
-          <w:p>
+          <w:p ns2:paraId="659D2961" ns2:textId="77777777">
             <w:pPr>
               <w:spacing w:after="0" w:line="240" w:lineRule="auto"/>
               <w:rPr>
@@ -4126,7 +4560,7 @@
             <w:vAlign w:val="bottom"/>
             <w:hideMark/>
           </w:tcPr>
-          <w:p>
+          <w:p ns2:paraId="5949605A" ns2:textId="77777777">
             <w:pPr>
               <w:spacing w:after="0" w:line="240" w:lineRule="auto"/>
               <w:rPr>
@@ -4151,7 +4585,7 @@
             <w:vAlign w:val="bottom"/>
             <w:hideMark/>
           </w:tcPr>
-          <w:p>
+          <w:p ns2:paraId="6F024F09" ns2:textId="77777777">
             <w:pPr>
               <w:spacing w:after="0" w:line="240" w:lineRule="auto"/>
               <w:rPr>
@@ -4176,7 +4610,7 @@
             <w:vAlign w:val="bottom"/>
             <w:hideMark/>
           </w:tcPr>
-          <w:p>
+          <w:p ns2:paraId="469EED27" ns2:textId="77777777">
             <w:pPr>
               <w:spacing w:after="0" w:line="240" w:lineRule="auto"/>
               <w:rPr>
@@ -4188,7 +4622,7 @@
           </w:p>
         </w:tc>
       </w:tr>
-      <w:tr>
+      <w:tr ns2:paraId="1F5EC46A" ns2:textId="77777777">
         <w:trPr>
           <w:gridAfter w:val="1"/>
           <w:wAfter w:w="195" w:type="dxa"/>
@@ -4207,7 +4641,7 @@
             <w:vAlign w:val="bottom"/>
             <w:hideMark/>
           </w:tcPr>
-          <w:p>
+          <w:p ns2:paraId="513BA673" ns2:textId="77777777">
             <w:pPr>
               <w:spacing w:after="0" w:line="240" w:lineRule="auto"/>
               <w:rPr>
@@ -4231,7 +4665,7 @@
             <w:vAlign w:val="bottom"/>
             <w:hideMark/>
           </w:tcPr>
-          <w:p>
+          <w:p ns2:paraId="786D7718" ns2:textId="77777777">
             <w:pPr>
               <w:spacing w:after="0" w:line="240" w:lineRule="auto"/>
               <w:rPr>
@@ -4264,7 +4698,7 @@
             <w:vAlign w:val="bottom"/>
             <w:hideMark/>
           </w:tcPr>
-          <w:p>
+          <w:p ns2:paraId="1A7ED473" ns2:textId="77777777">
             <w:pPr>
               <w:spacing w:after="0" w:line="240" w:lineRule="auto"/>
               <w:ind w:right="-118"/>
@@ -4298,7 +4732,7 @@
             <w:vAlign w:val="bottom"/>
             <w:hideMark/>
           </w:tcPr>
-          <w:p>
+          <w:p ns2:paraId="0EA8F5A7" ns2:textId="1956B93A">
             <w:pPr>
               <w:spacing w:after="0" w:line="240" w:lineRule="auto"/>
               <w:rPr>
@@ -4339,7 +4773,7 @@
             <w:vAlign w:val="bottom"/>
             <w:hideMark/>
           </w:tcPr>
-          <w:p>
+          <w:p ns2:paraId="02E4D227" ns2:textId="77777777">
             <w:pPr>
               <w:spacing w:after="0" w:line="240" w:lineRule="auto"/>
               <w:rPr>
@@ -4351,7 +4785,7 @@
           </w:p>
         </w:tc>
       </w:tr>
-      <w:tr>
+      <w:tr ns2:paraId="10D6FC88" ns2:textId="77777777">
         <w:trPr>
           <w:gridAfter w:val="1"/>
           <w:wAfter w:w="195" w:type="dxa"/>
@@ -4370,7 +4804,7 @@
             <w:vAlign w:val="bottom"/>
             <w:hideMark/>
           </w:tcPr>
-          <w:p>
+          <w:p ns2:paraId="11A1CA5D" ns2:textId="77777777">
             <w:pPr>
               <w:spacing w:after="0" w:line="240" w:lineRule="auto"/>
               <w:rPr>
@@ -4394,7 +4828,7 @@
             <w:vAlign w:val="bottom"/>
             <w:hideMark/>
           </w:tcPr>
-          <w:p>
+          <w:p ns2:paraId="06DD1094" ns2:textId="5A2EFB90">
             <w:pPr>
               <w:spacing w:after="0" w:line="240" w:lineRule="auto"/>
               <w:rPr>
@@ -4459,7 +4893,7 @@
             <w:vAlign w:val="bottom"/>
             <w:hideMark/>
           </w:tcPr>
-          <w:p>
+          <w:p ns2:paraId="69D1B97B" ns2:textId="77777777">
             <w:pPr>
               <w:spacing w:after="0" w:line="240" w:lineRule="auto"/>
               <w:rPr>
@@ -4492,7 +4926,7 @@
             <w:vAlign w:val="bottom"/>
             <w:hideMark/>
           </w:tcPr>
-          <w:p>
+          <w:p ns2:paraId="2DC59AF9" ns2:textId="77777777">
             <w:pPr>
               <w:spacing w:after="0" w:line="240" w:lineRule="auto"/>
               <w:rPr>
@@ -4504,7 +4938,7 @@
           </w:p>
         </w:tc>
       </w:tr>
-      <w:tr>
+      <w:tr ns2:paraId="0B922709" ns2:textId="77777777">
         <w:trPr>
           <w:gridAfter w:val="1"/>
           <w:wAfter w:w="195" w:type="dxa"/>
@@ -4523,7 +4957,7 @@
             <w:vAlign w:val="bottom"/>
             <w:hideMark/>
           </w:tcPr>
-          <w:p>
+          <w:p ns2:paraId="22A2981E" ns2:textId="77777777">
             <w:pPr>
               <w:spacing w:after="0" w:line="240" w:lineRule="auto"/>
               <w:rPr>
@@ -4547,7 +4981,7 @@
             <w:vAlign w:val="bottom"/>
             <w:hideMark/>
           </w:tcPr>
-          <w:p>
+          <w:p ns2:paraId="52B27EE7" ns2:textId="55F274A6">
             <w:pPr>
               <w:spacing w:after="0" w:line="240" w:lineRule="auto"/>
               <w:rPr>
@@ -4612,7 +5046,7 @@
             <w:vAlign w:val="bottom"/>
             <w:hideMark/>
           </w:tcPr>
-          <w:p>
+          <w:p ns2:paraId="24BB531D" ns2:textId="77777777">
             <w:pPr>
               <w:spacing w:after="0" w:line="240" w:lineRule="auto"/>
               <w:rPr>
@@ -4645,7 +5079,7 @@
             <w:vAlign w:val="bottom"/>
             <w:hideMark/>
           </w:tcPr>
-          <w:p>
+          <w:p ns2:paraId="4170484A" ns2:textId="77777777">
             <w:pPr>
               <w:spacing w:after="0" w:line="240" w:lineRule="auto"/>
               <w:rPr>
@@ -4657,7 +5091,7 @@
           </w:p>
         </w:tc>
       </w:tr>
-      <w:tr>
+      <w:tr ns2:paraId="2A87DB84" ns2:textId="77777777">
         <w:trPr>
           <w:gridAfter w:val="1"/>
           <w:wAfter w:w="195" w:type="dxa"/>
@@ -4676,7 +5110,7 @@
             <w:vAlign w:val="bottom"/>
             <w:hideMark/>
           </w:tcPr>
-          <w:p>
+          <w:p ns2:paraId="00F04A2F" ns2:textId="77777777">
             <w:pPr>
               <w:spacing w:after="0" w:line="240" w:lineRule="auto"/>
               <w:rPr>
@@ -4700,7 +5134,7 @@
             <w:vAlign w:val="bottom"/>
             <w:hideMark/>
           </w:tcPr>
-          <w:p>
+          <w:p ns2:paraId="1D5A8C3F" ns2:textId="77777777">
             <w:pPr>
               <w:spacing w:after="0" w:line="240" w:lineRule="auto"/>
               <w:rPr>
@@ -4733,7 +5167,7 @@
             <w:vAlign w:val="bottom"/>
             <w:hideMark/>
           </w:tcPr>
-          <w:p>
+          <w:p ns2:paraId="35C315F2" ns2:textId="77777777">
             <w:pPr>
               <w:spacing w:after="0" w:line="240" w:lineRule="auto"/>
               <w:rPr>
@@ -4766,7 +5200,7 @@
             <w:vAlign w:val="bottom"/>
             <w:hideMark/>
           </w:tcPr>
-          <w:p>
+          <w:p ns2:paraId="182DA7B7" ns2:textId="77777777">
             <w:pPr>
               <w:spacing w:after="0" w:line="240" w:lineRule="auto"/>
               <w:rPr>
@@ -4778,7 +5212,7 @@
           </w:p>
         </w:tc>
       </w:tr>
-      <w:tr>
+      <w:tr ns2:paraId="162FCC4F" ns2:textId="77777777">
         <w:trPr>
           <w:gridAfter w:val="1"/>
           <w:wAfter w:w="195" w:type="dxa"/>
@@ -4796,7 +5230,7 @@
             <w:vAlign w:val="bottom"/>
             <w:hideMark/>
           </w:tcPr>
-          <w:p>
+          <w:p ns2:paraId="38FD2E18" ns2:textId="77777777">
             <w:pPr>
               <w:spacing w:after="0" w:line="240" w:lineRule="auto"/>
               <w:rPr>
@@ -4819,7 +5253,7 @@
             <w:vAlign w:val="bottom"/>
             <w:hideMark/>
           </w:tcPr>
-          <w:p>
+          <w:p ns2:paraId="63DE3212" ns2:textId="77777777">
             <w:pPr>
               <w:spacing w:after="0" w:line="240" w:lineRule="auto"/>
               <w:rPr>
@@ -4843,7 +5277,7 @@
             <w:vAlign w:val="bottom"/>
             <w:hideMark/>
           </w:tcPr>
-          <w:p>
+          <w:p ns2:paraId="5E33D732" ns2:textId="77777777">
             <w:pPr>
               <w:spacing w:after="0" w:line="240" w:lineRule="auto"/>
               <w:rPr>
@@ -4867,7 +5301,7 @@
             <w:vAlign w:val="bottom"/>
             <w:hideMark/>
           </w:tcPr>
-          <w:p>
+          <w:p ns2:paraId="05D38045" ns2:textId="77777777">
             <w:pPr>
               <w:spacing w:after="0" w:line="240" w:lineRule="auto"/>
               <w:rPr>
@@ -4891,7 +5325,7 @@
             <w:vAlign w:val="bottom"/>
             <w:hideMark/>
           </w:tcPr>
-          <w:p>
+          <w:p ns2:paraId="1DEC8826" ns2:textId="77777777">
             <w:pPr>
               <w:spacing w:after="0" w:line="240" w:lineRule="auto"/>
               <w:rPr>
@@ -4903,7 +5337,7 @@
           </w:p>
         </w:tc>
       </w:tr>
-      <w:tr>
+      <w:tr ns2:paraId="7714EE97" ns2:textId="77777777">
         <w:trPr>
           <w:gridAfter w:val="1"/>
           <w:wAfter w:w="195" w:type="dxa"/>
@@ -4921,7 +5355,7 @@
             <w:vAlign w:val="bottom"/>
             <w:hideMark/>
           </w:tcPr>
-          <w:p>
+          <w:p ns2:paraId="42BDB682" ns2:textId="77777777">
             <w:pPr>
               <w:spacing w:after="0" w:line="240" w:lineRule="auto"/>
               <w:rPr>
@@ -4944,7 +5378,7 @@
             <w:vAlign w:val="bottom"/>
             <w:hideMark/>
           </w:tcPr>
-          <w:p>
+          <w:p ns2:paraId="030F81D5" ns2:textId="77777777">
             <w:pPr>
               <w:spacing w:after="0" w:line="240" w:lineRule="auto"/>
               <w:rPr>
@@ -4968,7 +5402,7 @@
             <w:vAlign w:val="bottom"/>
             <w:hideMark/>
           </w:tcPr>
-          <w:p>
+          <w:p ns2:paraId="04F46B60" ns2:textId="77777777">
             <w:pPr>
               <w:spacing w:after="0" w:line="240" w:lineRule="auto"/>
               <w:rPr>
@@ -4992,7 +5426,7 @@
             <w:vAlign w:val="bottom"/>
             <w:hideMark/>
           </w:tcPr>
-          <w:p>
+          <w:p ns2:paraId="2FC7EEB0" ns2:textId="77777777">
             <w:pPr>
               <w:spacing w:after="0" w:line="240" w:lineRule="auto"/>
               <w:rPr>
@@ -5016,7 +5450,7 @@
             <w:vAlign w:val="bottom"/>
             <w:hideMark/>
           </w:tcPr>
-          <w:p>
+          <w:p ns2:paraId="241C91DF" ns2:textId="77777777">
             <w:pPr>
               <w:spacing w:after="0" w:line="240" w:lineRule="auto"/>
               <w:rPr>
@@ -5028,7 +5462,7 @@
           </w:p>
         </w:tc>
       </w:tr>
-      <w:tr>
+      <w:tr ns2:paraId="1F607798" ns2:textId="77777777">
         <w:trPr>
           <w:trHeight w:val="315"/>
         </w:trPr>
@@ -5039,7 +5473,7 @@
             <w:vAlign w:val="bottom"/>
             <w:hideMark/>
           </w:tcPr>
-          <w:p>
+          <w:p ns2:paraId="7911FF7D" ns2:textId="77777777">
             <w:pPr>
               <w:spacing w:after="0" w:line="240" w:lineRule="auto"/>
               <w:rPr>
@@ -5057,7 +5491,7 @@
             <w:vAlign w:val="bottom"/>
             <w:hideMark/>
           </w:tcPr>
-          <w:p>
+          <w:p ns2:paraId="428364E8" ns2:textId="77777777">
             <w:pPr>
               <w:spacing w:after="0" w:line="240" w:lineRule="auto"/>
               <w:rPr>
@@ -5076,7 +5510,7 @@
             <w:vAlign w:val="bottom"/>
             <w:hideMark/>
           </w:tcPr>
-          <w:p>
+          <w:p ns2:paraId="45C2F3EB" ns2:textId="77777777">
             <w:pPr>
               <w:spacing w:after="0" w:line="240" w:lineRule="auto"/>
               <w:rPr>
@@ -5095,7 +5529,7 @@
             <w:vAlign w:val="bottom"/>
             <w:hideMark/>
           </w:tcPr>
-          <w:p>
+          <w:p ns2:paraId="63145DD4" ns2:textId="77777777">
             <w:pPr>
               <w:spacing w:after="0" w:line="240" w:lineRule="auto"/>
               <w:jc w:val="center"/>
@@ -5116,7 +5550,7 @@
           </w:p>
         </w:tc>
       </w:tr>
-      <w:tr>
+      <w:tr ns2:paraId="006BBD13" ns2:textId="77777777">
         <w:trPr>
           <w:trHeight w:val="315"/>
         </w:trPr>
@@ -5127,7 +5561,7 @@
             <w:vAlign w:val="bottom"/>
             <w:hideMark/>
           </w:tcPr>
-          <w:p>
+          <w:p ns2:paraId="52D8B312" ns2:textId="77777777">
             <w:pPr>
               <w:spacing w:after="0" w:line="240" w:lineRule="auto"/>
               <w:jc w:val="center"/>
@@ -5146,7 +5580,7 @@
             <w:vAlign w:val="bottom"/>
             <w:hideMark/>
           </w:tcPr>
-          <w:p>
+          <w:p ns2:paraId="5E5AA3DC" ns2:textId="77777777">
             <w:pPr>
               <w:spacing w:after="0" w:line="240" w:lineRule="auto"/>
               <w:rPr>
@@ -5165,7 +5599,7 @@
             <w:vAlign w:val="bottom"/>
             <w:hideMark/>
           </w:tcPr>
-          <w:p>
+          <w:p ns2:paraId="564D2575" ns2:textId="77777777">
             <w:pPr>
               <w:spacing w:after="0" w:line="240" w:lineRule="auto"/>
               <w:rPr>
@@ -5184,7 +5618,7 @@
             <w:vAlign w:val="bottom"/>
             <w:hideMark/>
           </w:tcPr>
-          <w:p>
+          <w:p ns2:paraId="68A2E0FA" ns2:textId="77777777">
             <w:pPr>
               <w:spacing w:after="0" w:line="240" w:lineRule="auto"/>
               <w:rPr>
@@ -5203,7 +5637,7 @@
             <w:vAlign w:val="bottom"/>
             <w:hideMark/>
           </w:tcPr>
-          <w:p>
+          <w:p ns2:paraId="4B9DD11A" ns2:textId="77777777">
             <w:pPr>
               <w:spacing w:after="0" w:line="240" w:lineRule="auto"/>
               <w:rPr>
@@ -5215,7 +5649,7 @@
           </w:p>
         </w:tc>
       </w:tr>
-      <w:tr>
+      <w:tr ns2:paraId="5DE7C5BB" ns2:textId="77777777">
         <w:trPr>
           <w:trHeight w:val="315"/>
         </w:trPr>
@@ -5226,7 +5660,7 @@
             <w:vAlign w:val="bottom"/>
             <w:hideMark/>
           </w:tcPr>
-          <w:p>
+          <w:p ns2:paraId="40412139" ns2:textId="77777777">
             <w:pPr>
               <w:spacing w:after="0" w:line="240" w:lineRule="auto"/>
               <w:rPr>
@@ -5244,7 +5678,7 @@
             <w:vAlign w:val="bottom"/>
             <w:hideMark/>
           </w:tcPr>
-          <w:p>
+          <w:p ns2:paraId="1DA45EB4" ns2:textId="77777777">
             <w:pPr>
               <w:spacing w:after="0" w:line="240" w:lineRule="auto"/>
               <w:rPr>
@@ -5263,7 +5697,7 @@
             <w:vAlign w:val="bottom"/>
             <w:hideMark/>
           </w:tcPr>
-          <w:p>
+          <w:p ns2:paraId="45D1D9E9" ns2:textId="77777777">
             <w:pPr>
               <w:spacing w:after="0" w:line="240" w:lineRule="auto"/>
               <w:rPr>
@@ -5282,7 +5716,7 @@
             <w:vAlign w:val="bottom"/>
             <w:hideMark/>
           </w:tcPr>
-          <w:p>
+          <w:p ns2:paraId="1EA1942A" ns2:textId="77777777">
             <w:pPr>
               <w:spacing w:after="0" w:line="240" w:lineRule="auto"/>
               <w:rPr>
@@ -5301,37 +5735,37 @@
             <w:vAlign w:val="bottom"/>
             <w:hideMark/>
           </w:tcPr>
-          <w:p>
-            <w:pPr>
-              <w:spacing w:after="0" w:line="240" w:lineRule="auto"/>
-              <w:rPr>
-                <w:rFonts w:ascii="Arial" w:eastAsia="Times New Roman" w:hAnsi="Arial" w:cs="Arial"/>
-                <w:sz w:val="20"/>
-                <w:szCs w:val="20"/>
-              </w:rPr>
-            </w:pPr>
-          </w:p>
-          <w:p>
-            <w:pPr>
-              <w:spacing w:after="0" w:line="240" w:lineRule="auto"/>
-              <w:rPr>
-                <w:rFonts w:ascii="Arial" w:eastAsia="Times New Roman" w:hAnsi="Arial" w:cs="Arial"/>
-                <w:sz w:val="20"/>
-                <w:szCs w:val="20"/>
-              </w:rPr>
-            </w:pPr>
-          </w:p>
-          <w:p>
-            <w:pPr>
-              <w:spacing w:after="0" w:line="240" w:lineRule="auto"/>
-              <w:rPr>
-                <w:rFonts w:ascii="Arial" w:eastAsia="Times New Roman" w:hAnsi="Arial" w:cs="Arial"/>
-                <w:sz w:val="20"/>
-                <w:szCs w:val="20"/>
-              </w:rPr>
-            </w:pPr>
-          </w:p>
-          <w:p>
+          <w:p ns2:paraId="37BDE4E7" ns2:textId="77777777">
+            <w:pPr>
+              <w:spacing w:after="0" w:line="240" w:lineRule="auto"/>
+              <w:rPr>
+                <w:rFonts w:ascii="Arial" w:eastAsia="Times New Roman" w:hAnsi="Arial" w:cs="Arial"/>
+                <w:sz w:val="20"/>
+                <w:szCs w:val="20"/>
+              </w:rPr>
+            </w:pPr>
+          </w:p>
+          <w:p ns2:paraId="0B033D00" ns2:textId="77777777">
+            <w:pPr>
+              <w:spacing w:after="0" w:line="240" w:lineRule="auto"/>
+              <w:rPr>
+                <w:rFonts w:ascii="Arial" w:eastAsia="Times New Roman" w:hAnsi="Arial" w:cs="Arial"/>
+                <w:sz w:val="20"/>
+                <w:szCs w:val="20"/>
+              </w:rPr>
+            </w:pPr>
+          </w:p>
+          <w:p ns2:paraId="490443A9" ns2:textId="77777777">
+            <w:pPr>
+              <w:spacing w:after="0" w:line="240" w:lineRule="auto"/>
+              <w:rPr>
+                <w:rFonts w:ascii="Arial" w:eastAsia="Times New Roman" w:hAnsi="Arial" w:cs="Arial"/>
+                <w:sz w:val="20"/>
+                <w:szCs w:val="20"/>
+              </w:rPr>
+            </w:pPr>
+          </w:p>
+          <w:p ns2:paraId="1647DCA1" ns2:textId="77777777">
             <w:pPr>
               <w:spacing w:after="0" w:line="240" w:lineRule="auto"/>
               <w:rPr>
@@ -5343,7 +5777,7 @@
           </w:p>
         </w:tc>
       </w:tr>
-      <w:tr>
+      <w:tr ns2:paraId="75863077" ns2:textId="77777777">
         <w:trPr>
           <w:trHeight w:val="315"/>
         </w:trPr>
@@ -5354,7 +5788,7 @@
             <w:vAlign w:val="bottom"/>
             <w:hideMark/>
           </w:tcPr>
-          <w:p>
+          <w:p ns2:paraId="1F998E72" ns2:textId="77777777">
             <w:pPr>
               <w:spacing w:after="0" w:line="240" w:lineRule="auto"/>
               <w:rPr>
@@ -5372,7 +5806,7 @@
             <w:vAlign w:val="bottom"/>
             <w:hideMark/>
           </w:tcPr>
-          <w:p>
+          <w:p ns2:paraId="60FA7A63" ns2:textId="77777777">
             <w:pPr>
               <w:spacing w:after="0" w:line="240" w:lineRule="auto"/>
               <w:rPr>
@@ -5391,7 +5825,7 @@
             <w:vAlign w:val="bottom"/>
             <w:hideMark/>
           </w:tcPr>
-          <w:p>
+          <w:p ns2:paraId="0436130B" ns2:textId="77777777">
             <w:pPr>
               <w:spacing w:after="0" w:line="240" w:lineRule="auto"/>
               <w:rPr>
@@ -5410,7 +5844,7 @@
             <w:vAlign w:val="bottom"/>
             <w:hideMark/>
           </w:tcPr>
-          <w:p>
+          <w:p ns2:paraId="29852FC4" ns2:textId="2B4DFAEF">
             <w:pPr>
               <w:spacing w:after="0" w:line="240" w:lineRule="auto"/>
               <w:jc w:val="center"/>
@@ -5472,7 +5906,7 @@
           </w:p>
         </w:tc>
       </w:tr>
-      <w:tr>
+      <w:tr ns2:paraId="389AE207" ns2:textId="77777777">
         <w:trPr>
           <w:trHeight w:val="315"/>
         </w:trPr>
@@ -5483,7 +5917,7 @@
             <w:vAlign w:val="bottom"/>
             <w:hideMark/>
           </w:tcPr>
-          <w:p>
+          <w:p ns2:paraId="37FE4343" ns2:textId="77777777">
             <w:pPr>
               <w:spacing w:after="0" w:line="240" w:lineRule="auto"/>
               <w:jc w:val="center"/>
@@ -5505,7 +5939,7 @@
             <w:vAlign w:val="bottom"/>
             <w:hideMark/>
           </w:tcPr>
-          <w:p>
+          <w:p ns2:paraId="306728E6" ns2:textId="77777777">
             <w:pPr>
               <w:spacing w:after="0" w:line="240" w:lineRule="auto"/>
               <w:rPr>
@@ -5524,7 +5958,7 @@
             <w:vAlign w:val="bottom"/>
             <w:hideMark/>
           </w:tcPr>
-          <w:p>
+          <w:p ns2:paraId="0098C4F1" ns2:textId="77777777">
             <w:pPr>
               <w:spacing w:after="0" w:line="240" w:lineRule="auto"/>
               <w:rPr>
@@ -5543,7 +5977,7 @@
             <w:vAlign w:val="bottom"/>
             <w:hideMark/>
           </w:tcPr>
-          <w:p>
+          <w:p ns2:paraId="7FC80CAA" ns2:textId="29D3F98F">
             <w:pPr>
               <w:spacing w:after="0" w:line="240" w:lineRule="auto"/>
               <w:jc w:val="center"/>
@@ -5564,7 +5998,7 @@
         </w:tc>
       </w:tr>
     </w:tbl>
-    <w:p/>
+    <w:p ns2:paraId="0F5927DC" ns2:textId="77777777"/>
     <w:sectPr>
       <w:pgSz w:w="12191" w:h="18711" w:code="224"/>
       <w:pgMar w:top="1440" w:right="1440" w:bottom="1440" w:left="1440" w:header="709" w:footer="709" w:gutter="0"/>
